--- a/Dokumentaciok/gepeszbufe_felhasznaloi_dokumentacio.docx
+++ b/Dokumentaciok/gepeszbufe_felhasznaloi_dokumentacio.docx
@@ -6,9 +6,95 @@
       <w:pPr>
         <w:spacing w:before="2200" w:after="200"/>
         <w:jc w:val="center"/>
-      </w:pPr>
-      <w:r>
-        <w:rPr>
+        <w:rPr>
+          <w:rFonts w:ascii="Times New Roman" w:hAnsi="Times New Roman" w:cs="Times New Roman"/>
+          <w:b/>
+          <w:bCs/>
+          <w:color w:val="C0392B"/>
+          <w:sz w:val="20"/>
+          <w:szCs w:val="20"/>
+        </w:rPr>
+      </w:pPr>
+      <w:r>
+        <w:rPr>
+          <w:rFonts w:ascii="Times New Roman" w:hAnsi="Times New Roman" w:cs="Times New Roman"/>
+          <w:noProof/>
+        </w:rPr>
+        <w:drawing>
+          <wp:anchor distT="0" distB="0" distL="114300" distR="114300" simplePos="0" relativeHeight="251671552" behindDoc="0" locked="0" layoutInCell="1" allowOverlap="1" wp14:anchorId="1212BE5B" wp14:editId="276B4A14">
+            <wp:simplePos x="0" y="0"/>
+            <wp:positionH relativeFrom="margin">
+              <wp:posOffset>2219325</wp:posOffset>
+            </wp:positionH>
+            <wp:positionV relativeFrom="paragraph">
+              <wp:posOffset>452755</wp:posOffset>
+            </wp:positionV>
+            <wp:extent cx="1407677" cy="1528233"/>
+            <wp:effectExtent l="0" t="0" r="2540" b="0"/>
+            <wp:wrapNone/>
+            <wp:docPr id="531159835" name="Picture 1" descr="Mátészalkai Szakképzési Centrum Gépészeti Technikum és Kollégium | EDIR"/>
+            <wp:cNvGraphicFramePr>
+              <a:graphicFrameLocks xmlns:a="http://schemas.openxmlformats.org/drawingml/2006/main" noChangeAspect="1"/>
+            </wp:cNvGraphicFramePr>
+            <a:graphic xmlns:a="http://schemas.openxmlformats.org/drawingml/2006/main">
+              <a:graphicData uri="http://schemas.openxmlformats.org/drawingml/2006/picture">
+                <pic:pic xmlns:pic="http://schemas.openxmlformats.org/drawingml/2006/picture">
+                  <pic:nvPicPr>
+                    <pic:cNvPr id="0" name="Picture 1" descr="Mátészalkai Szakképzési Centrum Gépészeti Technikum és Kollégium | EDIR"/>
+                    <pic:cNvPicPr>
+                      <a:picLocks noChangeAspect="1" noChangeArrowheads="1"/>
+                    </pic:cNvPicPr>
+                  </pic:nvPicPr>
+                  <pic:blipFill>
+                    <a:blip r:embed="rId7" cstate="print">
+                      <a:extLst>
+                        <a:ext uri="{28A0092B-C50C-407E-A947-70E740481C1C}">
+                          <a14:useLocalDpi xmlns:a14="http://schemas.microsoft.com/office/drawing/2010/main" val="0"/>
+                        </a:ext>
+                      </a:extLst>
+                    </a:blip>
+                    <a:srcRect/>
+                    <a:stretch>
+                      <a:fillRect/>
+                    </a:stretch>
+                  </pic:blipFill>
+                  <pic:spPr bwMode="auto">
+                    <a:xfrm>
+                      <a:off x="0" y="0"/>
+                      <a:ext cx="1407677" cy="1528233"/>
+                    </a:xfrm>
+                    <a:prstGeom prst="rect">
+                      <a:avLst/>
+                    </a:prstGeom>
+                    <a:noFill/>
+                    <a:ln>
+                      <a:noFill/>
+                    </a:ln>
+                  </pic:spPr>
+                </pic:pic>
+              </a:graphicData>
+            </a:graphic>
+            <wp14:sizeRelH relativeFrom="margin">
+              <wp14:pctWidth>0</wp14:pctWidth>
+            </wp14:sizeRelH>
+            <wp14:sizeRelV relativeFrom="margin">
+              <wp14:pctHeight>0</wp14:pctHeight>
+            </wp14:sizeRelV>
+          </wp:anchor>
+        </w:drawing>
+      </w:r>
+    </w:p>
+    <w:p>
+      <w:pPr>
+        <w:spacing w:before="840" w:after="200"/>
+        <w:jc w:val="center"/>
+        <w:rPr>
+          <w:rFonts w:ascii="Times New Roman" w:hAnsi="Times New Roman" w:cs="Times New Roman"/>
+        </w:rPr>
+      </w:pPr>
+      <w:r>
+        <w:rPr>
+          <w:rFonts w:ascii="Times New Roman" w:hAnsi="Times New Roman" w:cs="Times New Roman"/>
           <w:b/>
           <w:bCs/>
           <w:noProof/>
@@ -17,7 +103,7 @@
           <w:szCs w:val="80"/>
         </w:rPr>
         <w:drawing>
-          <wp:anchor distT="0" distB="0" distL="114300" distR="114300" simplePos="0" relativeHeight="251664384" behindDoc="0" locked="0" layoutInCell="1" allowOverlap="1" wp14:anchorId="383416A0" wp14:editId="5AD53369">
+          <wp:anchor distT="0" distB="0" distL="114300" distR="114300" simplePos="0" relativeHeight="251664384" behindDoc="0" locked="0" layoutInCell="1" allowOverlap="1" wp14:anchorId="383416A0" wp14:editId="7AD73990">
             <wp:simplePos x="0" y="0"/>
             <wp:positionH relativeFrom="column">
               <wp:posOffset>1254125</wp:posOffset>
@@ -40,7 +126,7 @@
                     <pic:cNvPicPr/>
                   </pic:nvPicPr>
                   <pic:blipFill>
-                    <a:blip r:embed="rId7">
+                    <a:blip r:embed="rId8">
                       <a:extLst>
                         <a:ext uri="{28A0092B-C50C-407E-A947-70E740481C1C}">
                           <a14:useLocalDpi xmlns:a14="http://schemas.microsoft.com/office/drawing/2010/main" val="0"/>
@@ -66,8 +152,10 @@
           </wp:anchor>
         </w:drawing>
       </w:r>
-      <w:r>
-        <w:rPr>
+      <w:proofErr w:type="spellStart"/>
+      <w:r>
+        <w:rPr>
+          <w:rFonts w:ascii="Times New Roman" w:hAnsi="Times New Roman" w:cs="Times New Roman"/>
           <w:b/>
           <w:bCs/>
           <w:color w:val="C0392B"/>
@@ -76,14 +164,19 @@
         </w:rPr>
         <w:t>GépészBüfé</w:t>
       </w:r>
+      <w:proofErr w:type="spellEnd"/>
     </w:p>
     <w:p>
       <w:pPr>
         <w:spacing w:before="200" w:after="160"/>
         <w:jc w:val="center"/>
-      </w:pPr>
-      <w:r>
-        <w:rPr>
+        <w:rPr>
+          <w:rFonts w:ascii="Times New Roman" w:hAnsi="Times New Roman" w:cs="Times New Roman"/>
+        </w:rPr>
+      </w:pPr>
+      <w:r>
+        <w:rPr>
+          <w:rFonts w:ascii="Times New Roman" w:hAnsi="Times New Roman" w:cs="Times New Roman"/>
           <w:color w:val="2C3E50"/>
           <w:sz w:val="44"/>
           <w:szCs w:val="44"/>
@@ -95,9 +188,13 @@
       <w:pPr>
         <w:spacing w:before="100" w:after="600"/>
         <w:jc w:val="center"/>
-      </w:pPr>
-      <w:r>
-        <w:rPr>
+        <w:rPr>
+          <w:rFonts w:ascii="Times New Roman" w:hAnsi="Times New Roman" w:cs="Times New Roman"/>
+        </w:rPr>
+      </w:pPr>
+      <w:r>
+        <w:rPr>
+          <w:rFonts w:ascii="Times New Roman" w:hAnsi="Times New Roman" w:cs="Times New Roman"/>
           <w:i/>
           <w:iCs/>
           <w:color w:val="888888"/>
@@ -113,15 +210,22 @@
           <w:top w:val="single" w:sz="6" w:space="8" w:color="C0392B"/>
         </w:pBdr>
         <w:spacing w:before="600"/>
+        <w:rPr>
+          <w:rFonts w:ascii="Times New Roman" w:hAnsi="Times New Roman" w:cs="Times New Roman"/>
+        </w:rPr>
       </w:pPr>
     </w:p>
     <w:p>
       <w:pPr>
         <w:spacing w:before="120" w:after="60"/>
         <w:jc w:val="center"/>
-      </w:pPr>
-      <w:r>
-        <w:rPr>
+        <w:rPr>
+          <w:rFonts w:ascii="Times New Roman" w:hAnsi="Times New Roman" w:cs="Times New Roman"/>
+        </w:rPr>
+      </w:pPr>
+      <w:r>
+        <w:rPr>
+          <w:rFonts w:ascii="Times New Roman" w:hAnsi="Times New Roman" w:cs="Times New Roman"/>
           <w:color w:val="888888"/>
         </w:rPr>
         <w:t>Kiss Imre, Kovács Attila, Hevesi Tamás</w:t>
@@ -131,16 +235,73 @@
       <w:pPr>
         <w:spacing w:before="60" w:after="60"/>
         <w:jc w:val="center"/>
-      </w:pPr>
-      <w:r>
-        <w:rPr>
+        <w:rPr>
+          <w:rFonts w:ascii="Times New Roman" w:hAnsi="Times New Roman" w:cs="Times New Roman"/>
+        </w:rPr>
+      </w:pPr>
+      <w:proofErr w:type="spellStart"/>
+      <w:r>
+        <w:rPr>
+          <w:rFonts w:ascii="Times New Roman" w:hAnsi="Times New Roman" w:cs="Times New Roman"/>
           <w:color w:val="888888"/>
         </w:rPr>
-        <w:t>Mátészalka, 2026. február 25.</w:t>
-      </w:r>
-    </w:p>
-    <w:p>
-      <w:r>
+        <w:t>Mátészalka</w:t>
+      </w:r>
+      <w:proofErr w:type="spellEnd"/>
+      <w:r>
+        <w:rPr>
+          <w:rFonts w:ascii="Times New Roman" w:hAnsi="Times New Roman" w:cs="Times New Roman"/>
+          <w:color w:val="888888"/>
+        </w:rPr>
+        <w:t xml:space="preserve">, </w:t>
+      </w:r>
+      <w:r>
+        <w:rPr>
+          <w:rFonts w:ascii="Times New Roman" w:hAnsi="Times New Roman" w:cs="Times New Roman"/>
+          <w:color w:val="888888"/>
+        </w:rPr>
+        <w:fldChar w:fldCharType="begin"/>
+      </w:r>
+      <w:r>
+        <w:rPr>
+          <w:rFonts w:ascii="Times New Roman" w:hAnsi="Times New Roman" w:cs="Times New Roman"/>
+          <w:color w:val="888888"/>
+        </w:rPr>
+        <w:instrText xml:space="preserve"> TIME \@ "yyyy. MMMM d." </w:instrText>
+      </w:r>
+      <w:r>
+        <w:rPr>
+          <w:rFonts w:ascii="Times New Roman" w:hAnsi="Times New Roman" w:cs="Times New Roman"/>
+          <w:color w:val="888888"/>
+        </w:rPr>
+        <w:fldChar w:fldCharType="separate"/>
+      </w:r>
+      <w:r>
+        <w:rPr>
+          <w:rFonts w:ascii="Times New Roman" w:hAnsi="Times New Roman" w:cs="Times New Roman"/>
+          <w:noProof/>
+          <w:color w:val="888888"/>
+        </w:rPr>
+        <w:t>2026. április 15.</w:t>
+      </w:r>
+      <w:r>
+        <w:rPr>
+          <w:rFonts w:ascii="Times New Roman" w:hAnsi="Times New Roman" w:cs="Times New Roman"/>
+          <w:color w:val="888888"/>
+        </w:rPr>
+        <w:fldChar w:fldCharType="end"/>
+      </w:r>
+    </w:p>
+    <w:p>
+      <w:pPr>
+        <w:rPr>
+          <w:rFonts w:ascii="Times New Roman" w:hAnsi="Times New Roman" w:cs="Times New Roman"/>
+        </w:rPr>
+      </w:pPr>
+      <w:r>
+        <w:rPr>
+          <w:rFonts w:ascii="Times New Roman" w:hAnsi="Times New Roman" w:cs="Times New Roman"/>
+        </w:rPr>
         <w:br w:type="page"/>
       </w:r>
     </w:p>
@@ -150,9 +311,13 @@
           <w:bottom w:val="single" w:sz="6" w:space="4" w:color="C0392B"/>
         </w:pBdr>
         <w:spacing w:before="560" w:after="200"/>
-      </w:pPr>
-      <w:r>
-        <w:rPr>
+        <w:rPr>
+          <w:rFonts w:ascii="Times New Roman" w:hAnsi="Times New Roman" w:cs="Times New Roman"/>
+        </w:rPr>
+      </w:pPr>
+      <w:r>
+        <w:rPr>
+          <w:rFonts w:ascii="Times New Roman" w:hAnsi="Times New Roman" w:cs="Times New Roman"/>
           <w:b/>
           <w:bCs/>
           <w:color w:val="2C3E50"/>
@@ -169,68 +334,123 @@
           <w:tab w:val="right" w:leader="dot" w:pos="9026"/>
         </w:tabs>
         <w:spacing w:before="60" w:after="60"/>
-      </w:pPr>
-      <w:hyperlink w:anchor="_Toc_1" w:history="1">
-        <w:r>
-          <w:rPr>
-            <w:b/>
-            <w:bCs/>
-            <w:color w:val="2C3E50"/>
-            <w:sz w:val="24"/>
-            <w:szCs w:val="24"/>
-          </w:rPr>
-          <w:t>1. Bevezető és a Rendszer Célja</w:t>
-        </w:r>
-        <w:r>
-          <w:rPr>
-            <w:color w:val="2C3E50"/>
-            <w:sz w:val="24"/>
-            <w:szCs w:val="24"/>
-          </w:rPr>
-          <w:tab/>
-        </w:r>
-        <w:r>
-          <w:rPr>
-            <w:color w:val="2C3E50"/>
-            <w:sz w:val="24"/>
-          </w:rPr>
-          <w:fldChar w:fldCharType="begin"/>
-        </w:r>
-        <w:r>
-          <w:rPr>
-            <w:color w:val="2C3E50"/>
-            <w:sz w:val="24"/>
-          </w:rPr>
-          <w:instrText xml:space="preserve"> PAGEREF _Toc_1 \h </w:instrText>
-        </w:r>
-        <w:r>
-          <w:rPr>
-            <w:color w:val="2C3E50"/>
-            <w:sz w:val="24"/>
-          </w:rPr>
-        </w:r>
-        <w:r>
-          <w:rPr>
-            <w:color w:val="2C3E50"/>
-            <w:sz w:val="24"/>
-          </w:rPr>
-          <w:fldChar w:fldCharType="separate"/>
-        </w:r>
-        <w:r>
-          <w:rPr>
-            <w:color w:val="2C3E50"/>
-            <w:sz w:val="24"/>
-          </w:rPr>
-          <w:t>3</w:t>
-        </w:r>
-        <w:r>
-          <w:rPr>
-            <w:color w:val="2C3E50"/>
-            <w:sz w:val="24"/>
-          </w:rPr>
-          <w:fldChar w:fldCharType="end"/>
-        </w:r>
-      </w:hyperlink>
+        <w:rPr>
+          <w:rFonts w:ascii="Times New Roman" w:hAnsi="Times New Roman" w:cs="Times New Roman"/>
+        </w:rPr>
+      </w:pPr>
+      <w:r>
+        <w:rPr>
+          <w:rFonts w:ascii="Times New Roman" w:hAnsi="Times New Roman" w:cs="Times New Roman"/>
+          <w:b/>
+          <w:bCs/>
+          <w:color w:val="2C3E50"/>
+          <w:sz w:val="24"/>
+          <w:szCs w:val="24"/>
+        </w:rPr>
+        <w:t xml:space="preserve">1. </w:t>
+      </w:r>
+      <w:proofErr w:type="spellStart"/>
+      <w:r>
+        <w:rPr>
+          <w:rFonts w:ascii="Times New Roman" w:hAnsi="Times New Roman" w:cs="Times New Roman"/>
+          <w:b/>
+          <w:bCs/>
+          <w:color w:val="2C3E50"/>
+          <w:sz w:val="24"/>
+          <w:szCs w:val="24"/>
+        </w:rPr>
+        <w:t>Bevezető</w:t>
+      </w:r>
+      <w:proofErr w:type="spellEnd"/>
+      <w:r>
+        <w:rPr>
+          <w:rFonts w:ascii="Times New Roman" w:hAnsi="Times New Roman" w:cs="Times New Roman"/>
+          <w:b/>
+          <w:bCs/>
+          <w:color w:val="2C3E50"/>
+          <w:sz w:val="24"/>
+          <w:szCs w:val="24"/>
+        </w:rPr>
+        <w:t xml:space="preserve"> </w:t>
+      </w:r>
+      <w:proofErr w:type="spellStart"/>
+      <w:r>
+        <w:rPr>
+          <w:rFonts w:ascii="Times New Roman" w:hAnsi="Times New Roman" w:cs="Times New Roman"/>
+          <w:b/>
+          <w:bCs/>
+          <w:color w:val="2C3E50"/>
+          <w:sz w:val="24"/>
+          <w:szCs w:val="24"/>
+        </w:rPr>
+        <w:t>és</w:t>
+      </w:r>
+      <w:proofErr w:type="spellEnd"/>
+      <w:r>
+        <w:rPr>
+          <w:rFonts w:ascii="Times New Roman" w:hAnsi="Times New Roman" w:cs="Times New Roman"/>
+          <w:b/>
+          <w:bCs/>
+          <w:color w:val="2C3E50"/>
+          <w:sz w:val="24"/>
+          <w:szCs w:val="24"/>
+        </w:rPr>
+        <w:t xml:space="preserve"> a </w:t>
+      </w:r>
+      <w:proofErr w:type="spellStart"/>
+      <w:r>
+        <w:rPr>
+          <w:rFonts w:ascii="Times New Roman" w:hAnsi="Times New Roman" w:cs="Times New Roman"/>
+          <w:b/>
+          <w:bCs/>
+          <w:color w:val="2C3E50"/>
+          <w:sz w:val="24"/>
+          <w:szCs w:val="24"/>
+        </w:rPr>
+        <w:t>Rendszer</w:t>
+      </w:r>
+      <w:proofErr w:type="spellEnd"/>
+      <w:r>
+        <w:rPr>
+          <w:rFonts w:ascii="Times New Roman" w:hAnsi="Times New Roman" w:cs="Times New Roman"/>
+          <w:b/>
+          <w:bCs/>
+          <w:color w:val="2C3E50"/>
+          <w:sz w:val="24"/>
+          <w:szCs w:val="24"/>
+        </w:rPr>
+        <w:t xml:space="preserve"> </w:t>
+      </w:r>
+      <w:proofErr w:type="spellStart"/>
+      <w:r>
+        <w:rPr>
+          <w:rFonts w:ascii="Times New Roman" w:hAnsi="Times New Roman" w:cs="Times New Roman"/>
+          <w:b/>
+          <w:bCs/>
+          <w:color w:val="2C3E50"/>
+          <w:sz w:val="24"/>
+          <w:szCs w:val="24"/>
+        </w:rPr>
+        <w:t>Célja</w:t>
+      </w:r>
+      <w:proofErr w:type="spellEnd"/>
+      <w:r>
+        <w:rPr>
+          <w:rFonts w:ascii="Times New Roman" w:hAnsi="Times New Roman" w:cs="Times New Roman"/>
+          <w:color w:val="2C3E50"/>
+          <w:sz w:val="24"/>
+          <w:szCs w:val="24"/>
+        </w:rPr>
+        <w:tab/>
+      </w:r>
+      <w:r>
+        <w:rPr>
+          <w:rFonts w:ascii="Times New Roman" w:hAnsi="Times New Roman" w:cs="Times New Roman"/>
+          <w:color w:val="2C3E50"/>
+          <w:sz w:val="24"/>
+        </w:rPr>
+        <w:t>3</w:t>
+      </w:r>
     </w:p>
     <w:p>
       <w:pPr>
@@ -238,68 +458,99 @@
           <w:tab w:val="right" w:leader="dot" w:pos="9026"/>
         </w:tabs>
         <w:spacing w:before="60" w:after="60"/>
-      </w:pPr>
-      <w:hyperlink w:anchor="_Toc_2" w:history="1">
-        <w:r>
-          <w:rPr>
-            <w:b/>
-            <w:bCs/>
-            <w:color w:val="2C3E50"/>
-            <w:sz w:val="24"/>
-            <w:szCs w:val="24"/>
-          </w:rPr>
-          <w:t>2. A Rendszer Általános Ismertetése</w:t>
-        </w:r>
-        <w:r>
-          <w:rPr>
-            <w:color w:val="2C3E50"/>
-            <w:sz w:val="24"/>
-            <w:szCs w:val="24"/>
-          </w:rPr>
-          <w:tab/>
-        </w:r>
-        <w:r>
-          <w:rPr>
-            <w:color w:val="2C3E50"/>
-            <w:sz w:val="24"/>
-          </w:rPr>
-          <w:fldChar w:fldCharType="begin"/>
-        </w:r>
-        <w:r>
-          <w:rPr>
-            <w:color w:val="2C3E50"/>
-            <w:sz w:val="24"/>
-          </w:rPr>
-          <w:instrText xml:space="preserve"> PAGEREF _Toc_2 \h </w:instrText>
-        </w:r>
-        <w:r>
-          <w:rPr>
-            <w:color w:val="2C3E50"/>
-            <w:sz w:val="24"/>
-          </w:rPr>
-        </w:r>
-        <w:r>
-          <w:rPr>
-            <w:color w:val="2C3E50"/>
-            <w:sz w:val="24"/>
-          </w:rPr>
-          <w:fldChar w:fldCharType="separate"/>
-        </w:r>
-        <w:r>
-          <w:rPr>
-            <w:color w:val="2C3E50"/>
-            <w:sz w:val="24"/>
-          </w:rPr>
-          <w:t>4</w:t>
-        </w:r>
-        <w:r>
-          <w:rPr>
-            <w:color w:val="2C3E50"/>
-            <w:sz w:val="24"/>
-          </w:rPr>
-          <w:fldChar w:fldCharType="end"/>
-        </w:r>
-      </w:hyperlink>
+        <w:rPr>
+          <w:rFonts w:ascii="Times New Roman" w:hAnsi="Times New Roman" w:cs="Times New Roman"/>
+        </w:rPr>
+      </w:pPr>
+      <w:r>
+        <w:rPr>
+          <w:rFonts w:ascii="Times New Roman" w:hAnsi="Times New Roman" w:cs="Times New Roman"/>
+          <w:b/>
+          <w:bCs/>
+          <w:color w:val="2C3E50"/>
+          <w:sz w:val="24"/>
+          <w:szCs w:val="24"/>
+        </w:rPr>
+        <w:t xml:space="preserve">2. A </w:t>
+      </w:r>
+      <w:proofErr w:type="spellStart"/>
+      <w:r>
+        <w:rPr>
+          <w:rFonts w:ascii="Times New Roman" w:hAnsi="Times New Roman" w:cs="Times New Roman"/>
+          <w:b/>
+          <w:bCs/>
+          <w:color w:val="2C3E50"/>
+          <w:sz w:val="24"/>
+          <w:szCs w:val="24"/>
+        </w:rPr>
+        <w:t>Rendszer</w:t>
+      </w:r>
+      <w:proofErr w:type="spellEnd"/>
+      <w:r>
+        <w:rPr>
+          <w:rFonts w:ascii="Times New Roman" w:hAnsi="Times New Roman" w:cs="Times New Roman"/>
+          <w:b/>
+          <w:bCs/>
+          <w:color w:val="2C3E50"/>
+          <w:sz w:val="24"/>
+          <w:szCs w:val="24"/>
+        </w:rPr>
+        <w:t xml:space="preserve"> </w:t>
+      </w:r>
+      <w:proofErr w:type="spellStart"/>
+      <w:r>
+        <w:rPr>
+          <w:rFonts w:ascii="Times New Roman" w:hAnsi="Times New Roman" w:cs="Times New Roman"/>
+          <w:b/>
+          <w:bCs/>
+          <w:color w:val="2C3E50"/>
+          <w:sz w:val="24"/>
+          <w:szCs w:val="24"/>
+        </w:rPr>
+        <w:t>Általános</w:t>
+      </w:r>
+      <w:proofErr w:type="spellEnd"/>
+      <w:r>
+        <w:rPr>
+          <w:rFonts w:ascii="Times New Roman" w:hAnsi="Times New Roman" w:cs="Times New Roman"/>
+          <w:b/>
+          <w:bCs/>
+          <w:color w:val="2C3E50"/>
+          <w:sz w:val="24"/>
+          <w:szCs w:val="24"/>
+        </w:rPr>
+        <w:t xml:space="preserve"> </w:t>
+      </w:r>
+      <w:proofErr w:type="spellStart"/>
+      <w:r>
+        <w:rPr>
+          <w:rFonts w:ascii="Times New Roman" w:hAnsi="Times New Roman" w:cs="Times New Roman"/>
+          <w:b/>
+          <w:bCs/>
+          <w:color w:val="2C3E50"/>
+          <w:sz w:val="24"/>
+          <w:szCs w:val="24"/>
+        </w:rPr>
+        <w:t>Ismertetése</w:t>
+      </w:r>
+      <w:proofErr w:type="spellEnd"/>
+      <w:r>
+        <w:rPr>
+          <w:rFonts w:ascii="Times New Roman" w:hAnsi="Times New Roman" w:cs="Times New Roman"/>
+          <w:color w:val="2C3E50"/>
+          <w:sz w:val="24"/>
+          <w:szCs w:val="24"/>
+        </w:rPr>
+        <w:tab/>
+      </w:r>
+      <w:r>
+        <w:rPr>
+          <w:rFonts w:ascii="Times New Roman" w:hAnsi="Times New Roman" w:cs="Times New Roman"/>
+          <w:color w:val="2C3E50"/>
+          <w:sz w:val="24"/>
+        </w:rPr>
+        <w:t>4</w:t>
+      </w:r>
     </w:p>
     <w:p>
       <w:pPr>
@@ -308,56 +559,57 @@
         </w:tabs>
         <w:spacing w:before="60" w:after="60"/>
         <w:ind w:left="360"/>
-      </w:pPr>
-      <w:hyperlink w:anchor="_Toc_2_1" w:history="1">
-        <w:r>
-          <w:rPr>
-            <w:color w:val="444444"/>
-          </w:rPr>
-          <w:t>2.1 A Frontend (Vásárlói Felület)</w:t>
-        </w:r>
-        <w:r>
-          <w:rPr>
-            <w:color w:val="444444"/>
-          </w:rPr>
-          <w:tab/>
-        </w:r>
-        <w:r>
-          <w:rPr>
-            <w:color w:val="444444"/>
-          </w:rPr>
-          <w:fldChar w:fldCharType="begin"/>
-        </w:r>
-        <w:r>
-          <w:rPr>
-            <w:color w:val="444444"/>
-          </w:rPr>
-          <w:instrText xml:space="preserve"> PAGEREF _Toc_2_1 \h </w:instrText>
-        </w:r>
-        <w:r>
-          <w:rPr>
-            <w:color w:val="444444"/>
-          </w:rPr>
-        </w:r>
-        <w:r>
-          <w:rPr>
-            <w:color w:val="444444"/>
-          </w:rPr>
-          <w:fldChar w:fldCharType="separate"/>
-        </w:r>
-        <w:r>
-          <w:rPr>
-            <w:color w:val="444444"/>
-          </w:rPr>
-          <w:t>4</w:t>
-        </w:r>
-        <w:r>
-          <w:rPr>
-            <w:color w:val="444444"/>
-          </w:rPr>
-          <w:fldChar w:fldCharType="end"/>
-        </w:r>
-      </w:hyperlink>
+        <w:rPr>
+          <w:rFonts w:ascii="Times New Roman" w:hAnsi="Times New Roman" w:cs="Times New Roman"/>
+        </w:rPr>
+      </w:pPr>
+      <w:r>
+        <w:rPr>
+          <w:rFonts w:ascii="Times New Roman" w:hAnsi="Times New Roman" w:cs="Times New Roman"/>
+          <w:color w:val="444444"/>
+        </w:rPr>
+        <w:t>2.1 A Frontend (</w:t>
+      </w:r>
+      <w:proofErr w:type="spellStart"/>
+      <w:r>
+        <w:rPr>
+          <w:rFonts w:ascii="Times New Roman" w:hAnsi="Times New Roman" w:cs="Times New Roman"/>
+          <w:color w:val="444444"/>
+        </w:rPr>
+        <w:t>Vásárlói</w:t>
+      </w:r>
+      <w:proofErr w:type="spellEnd"/>
+      <w:r>
+        <w:rPr>
+          <w:rFonts w:ascii="Times New Roman" w:hAnsi="Times New Roman" w:cs="Times New Roman"/>
+          <w:color w:val="444444"/>
+        </w:rPr>
+        <w:t xml:space="preserve"> </w:t>
+      </w:r>
+      <w:proofErr w:type="spellStart"/>
+      <w:r>
+        <w:rPr>
+          <w:rFonts w:ascii="Times New Roman" w:hAnsi="Times New Roman" w:cs="Times New Roman"/>
+          <w:color w:val="444444"/>
+        </w:rPr>
+        <w:t>Felület</w:t>
+      </w:r>
+      <w:proofErr w:type="spellEnd"/>
+      <w:r>
+        <w:rPr>
+          <w:rFonts w:ascii="Times New Roman" w:hAnsi="Times New Roman" w:cs="Times New Roman"/>
+          <w:color w:val="444444"/>
+        </w:rPr>
+        <w:t>)</w:t>
+      </w:r>
+      <w:r>
+        <w:rPr>
+          <w:rFonts w:ascii="Times New Roman" w:hAnsi="Times New Roman" w:cs="Times New Roman"/>
+          <w:color w:val="444444"/>
+        </w:rPr>
+        <w:tab/>
+        <w:t>4</w:t>
+      </w:r>
     </w:p>
     <w:p>
       <w:pPr>
@@ -366,56 +618,57 @@
         </w:tabs>
         <w:spacing w:before="60" w:after="60"/>
         <w:ind w:left="360"/>
-      </w:pPr>
-      <w:hyperlink w:anchor="_Toc_2_2" w:history="1">
-        <w:r>
-          <w:rPr>
-            <w:color w:val="444444"/>
-          </w:rPr>
-          <w:t>2.2 Az Admin Panel (Személyzeti Felület)</w:t>
-        </w:r>
-        <w:r>
-          <w:rPr>
-            <w:color w:val="444444"/>
-          </w:rPr>
-          <w:tab/>
-        </w:r>
-        <w:r>
-          <w:rPr>
-            <w:color w:val="444444"/>
-          </w:rPr>
-          <w:fldChar w:fldCharType="begin"/>
-        </w:r>
-        <w:r>
-          <w:rPr>
-            <w:color w:val="444444"/>
-          </w:rPr>
-          <w:instrText xml:space="preserve"> PAGEREF _Toc_2_2 \h </w:instrText>
-        </w:r>
-        <w:r>
-          <w:rPr>
-            <w:color w:val="444444"/>
-          </w:rPr>
-        </w:r>
-        <w:r>
-          <w:rPr>
-            <w:color w:val="444444"/>
-          </w:rPr>
-          <w:fldChar w:fldCharType="separate"/>
-        </w:r>
-        <w:r>
-          <w:rPr>
-            <w:color w:val="444444"/>
-          </w:rPr>
-          <w:t>4</w:t>
-        </w:r>
-        <w:r>
-          <w:rPr>
-            <w:color w:val="444444"/>
-          </w:rPr>
-          <w:fldChar w:fldCharType="end"/>
-        </w:r>
-      </w:hyperlink>
+        <w:rPr>
+          <w:rFonts w:ascii="Times New Roman" w:hAnsi="Times New Roman" w:cs="Times New Roman"/>
+        </w:rPr>
+      </w:pPr>
+      <w:r>
+        <w:rPr>
+          <w:rFonts w:ascii="Times New Roman" w:hAnsi="Times New Roman" w:cs="Times New Roman"/>
+          <w:color w:val="444444"/>
+        </w:rPr>
+        <w:t>2.2 Az Admin Panel (</w:t>
+      </w:r>
+      <w:proofErr w:type="spellStart"/>
+      <w:r>
+        <w:rPr>
+          <w:rFonts w:ascii="Times New Roman" w:hAnsi="Times New Roman" w:cs="Times New Roman"/>
+          <w:color w:val="444444"/>
+        </w:rPr>
+        <w:t>Személyzeti</w:t>
+      </w:r>
+      <w:proofErr w:type="spellEnd"/>
+      <w:r>
+        <w:rPr>
+          <w:rFonts w:ascii="Times New Roman" w:hAnsi="Times New Roman" w:cs="Times New Roman"/>
+          <w:color w:val="444444"/>
+        </w:rPr>
+        <w:t xml:space="preserve"> </w:t>
+      </w:r>
+      <w:proofErr w:type="spellStart"/>
+      <w:r>
+        <w:rPr>
+          <w:rFonts w:ascii="Times New Roman" w:hAnsi="Times New Roman" w:cs="Times New Roman"/>
+          <w:color w:val="444444"/>
+        </w:rPr>
+        <w:t>Felület</w:t>
+      </w:r>
+      <w:proofErr w:type="spellEnd"/>
+      <w:r>
+        <w:rPr>
+          <w:rFonts w:ascii="Times New Roman" w:hAnsi="Times New Roman" w:cs="Times New Roman"/>
+          <w:color w:val="444444"/>
+        </w:rPr>
+        <w:t>)</w:t>
+      </w:r>
+      <w:r>
+        <w:rPr>
+          <w:rFonts w:ascii="Times New Roman" w:hAnsi="Times New Roman" w:cs="Times New Roman"/>
+          <w:color w:val="444444"/>
+        </w:rPr>
+        <w:tab/>
+        <w:t>4</w:t>
+      </w:r>
     </w:p>
     <w:p>
       <w:pPr>
@@ -424,56 +677,73 @@
         </w:tabs>
         <w:spacing w:before="60" w:after="60"/>
         <w:ind w:left="360"/>
-      </w:pPr>
-      <w:hyperlink w:anchor="_Toc_2_3" w:history="1">
-        <w:r>
-          <w:rPr>
-            <w:color w:val="444444"/>
-          </w:rPr>
-          <w:t>2.3 A Backend és Adatbázis (Szerveroldal)</w:t>
-        </w:r>
-        <w:r>
-          <w:rPr>
-            <w:color w:val="444444"/>
-          </w:rPr>
-          <w:tab/>
-        </w:r>
-        <w:r>
-          <w:rPr>
-            <w:color w:val="444444"/>
-          </w:rPr>
-          <w:fldChar w:fldCharType="begin"/>
-        </w:r>
-        <w:r>
-          <w:rPr>
-            <w:color w:val="444444"/>
-          </w:rPr>
-          <w:instrText xml:space="preserve"> PAGEREF _Toc_2_3 \h </w:instrText>
-        </w:r>
-        <w:r>
-          <w:rPr>
-            <w:color w:val="444444"/>
-          </w:rPr>
-        </w:r>
-        <w:r>
-          <w:rPr>
-            <w:color w:val="444444"/>
-          </w:rPr>
-          <w:fldChar w:fldCharType="separate"/>
-        </w:r>
-        <w:r>
-          <w:rPr>
-            <w:color w:val="444444"/>
-          </w:rPr>
-          <w:t>5</w:t>
-        </w:r>
-        <w:r>
-          <w:rPr>
-            <w:color w:val="444444"/>
-          </w:rPr>
-          <w:fldChar w:fldCharType="end"/>
-        </w:r>
-      </w:hyperlink>
+        <w:rPr>
+          <w:rFonts w:ascii="Times New Roman" w:hAnsi="Times New Roman" w:cs="Times New Roman"/>
+        </w:rPr>
+      </w:pPr>
+      <w:r>
+        <w:rPr>
+          <w:rFonts w:ascii="Times New Roman" w:hAnsi="Times New Roman" w:cs="Times New Roman"/>
+          <w:color w:val="444444"/>
+        </w:rPr>
+        <w:t xml:space="preserve">2.3 A Backend </w:t>
+      </w:r>
+      <w:proofErr w:type="spellStart"/>
+      <w:r>
+        <w:rPr>
+          <w:rFonts w:ascii="Times New Roman" w:hAnsi="Times New Roman" w:cs="Times New Roman"/>
+          <w:color w:val="444444"/>
+        </w:rPr>
+        <w:t>és</w:t>
+      </w:r>
+      <w:proofErr w:type="spellEnd"/>
+      <w:r>
+        <w:rPr>
+          <w:rFonts w:ascii="Times New Roman" w:hAnsi="Times New Roman" w:cs="Times New Roman"/>
+          <w:color w:val="444444"/>
+        </w:rPr>
+        <w:t xml:space="preserve"> </w:t>
+      </w:r>
+      <w:proofErr w:type="spellStart"/>
+      <w:r>
+        <w:rPr>
+          <w:rFonts w:ascii="Times New Roman" w:hAnsi="Times New Roman" w:cs="Times New Roman"/>
+          <w:color w:val="444444"/>
+        </w:rPr>
+        <w:t>Adatbázis</w:t>
+      </w:r>
+      <w:proofErr w:type="spellEnd"/>
+      <w:r>
+        <w:rPr>
+          <w:rFonts w:ascii="Times New Roman" w:hAnsi="Times New Roman" w:cs="Times New Roman"/>
+          <w:color w:val="444444"/>
+        </w:rPr>
+        <w:t xml:space="preserve"> (</w:t>
+      </w:r>
+      <w:proofErr w:type="spellStart"/>
+      <w:r>
+        <w:rPr>
+          <w:rFonts w:ascii="Times New Roman" w:hAnsi="Times New Roman" w:cs="Times New Roman"/>
+          <w:color w:val="444444"/>
+        </w:rPr>
+        <w:t>Szerveroldal</w:t>
+      </w:r>
+      <w:proofErr w:type="spellEnd"/>
+      <w:r>
+        <w:rPr>
+          <w:rFonts w:ascii="Times New Roman" w:hAnsi="Times New Roman" w:cs="Times New Roman"/>
+          <w:color w:val="444444"/>
+        </w:rPr>
+        <w:t>)</w:t>
+      </w:r>
+      <w:r>
+        <w:rPr>
+          <w:rFonts w:ascii="Times New Roman" w:hAnsi="Times New Roman" w:cs="Times New Roman"/>
+          <w:color w:val="444444"/>
+        </w:rPr>
+        <w:tab/>
+        <w:t>5</w:t>
+      </w:r>
     </w:p>
     <w:p>
       <w:pPr>
@@ -481,68 +751,123 @@
           <w:tab w:val="right" w:leader="dot" w:pos="9026"/>
         </w:tabs>
         <w:spacing w:before="60" w:after="60"/>
-      </w:pPr>
-      <w:hyperlink w:anchor="_Toc_3" w:history="1">
-        <w:r>
-          <w:rPr>
-            <w:b/>
-            <w:bCs/>
-            <w:color w:val="2C3E50"/>
-            <w:sz w:val="24"/>
-            <w:szCs w:val="24"/>
-          </w:rPr>
-          <w:t>3. Rendszerkövetelmények és Használati Környezet</w:t>
-        </w:r>
-        <w:r>
-          <w:rPr>
-            <w:color w:val="2C3E50"/>
-            <w:sz w:val="24"/>
-            <w:szCs w:val="24"/>
-          </w:rPr>
-          <w:tab/>
-        </w:r>
-        <w:r>
-          <w:rPr>
-            <w:color w:val="2C3E50"/>
-            <w:sz w:val="24"/>
-          </w:rPr>
-          <w:fldChar w:fldCharType="begin"/>
-        </w:r>
-        <w:r>
-          <w:rPr>
-            <w:color w:val="2C3E50"/>
-            <w:sz w:val="24"/>
-          </w:rPr>
-          <w:instrText xml:space="preserve"> PAGEREF _Toc_3 \h </w:instrText>
-        </w:r>
-        <w:r>
-          <w:rPr>
-            <w:color w:val="2C3E50"/>
-            <w:sz w:val="24"/>
-          </w:rPr>
-        </w:r>
-        <w:r>
-          <w:rPr>
-            <w:color w:val="2C3E50"/>
-            <w:sz w:val="24"/>
-          </w:rPr>
-          <w:fldChar w:fldCharType="separate"/>
-        </w:r>
-        <w:r>
-          <w:rPr>
-            <w:color w:val="2C3E50"/>
-            <w:sz w:val="24"/>
-          </w:rPr>
-          <w:t>5</w:t>
-        </w:r>
-        <w:r>
-          <w:rPr>
-            <w:color w:val="2C3E50"/>
-            <w:sz w:val="24"/>
-          </w:rPr>
-          <w:fldChar w:fldCharType="end"/>
-        </w:r>
-      </w:hyperlink>
+        <w:rPr>
+          <w:rFonts w:ascii="Times New Roman" w:hAnsi="Times New Roman" w:cs="Times New Roman"/>
+        </w:rPr>
+      </w:pPr>
+      <w:r>
+        <w:rPr>
+          <w:rFonts w:ascii="Times New Roman" w:hAnsi="Times New Roman" w:cs="Times New Roman"/>
+          <w:b/>
+          <w:bCs/>
+          <w:color w:val="2C3E50"/>
+          <w:sz w:val="24"/>
+          <w:szCs w:val="24"/>
+        </w:rPr>
+        <w:t xml:space="preserve">3. </w:t>
+      </w:r>
+      <w:proofErr w:type="spellStart"/>
+      <w:r>
+        <w:rPr>
+          <w:rFonts w:ascii="Times New Roman" w:hAnsi="Times New Roman" w:cs="Times New Roman"/>
+          <w:b/>
+          <w:bCs/>
+          <w:color w:val="2C3E50"/>
+          <w:sz w:val="24"/>
+          <w:szCs w:val="24"/>
+        </w:rPr>
+        <w:t>Rendszerkövetelmények</w:t>
+      </w:r>
+      <w:proofErr w:type="spellEnd"/>
+      <w:r>
+        <w:rPr>
+          <w:rFonts w:ascii="Times New Roman" w:hAnsi="Times New Roman" w:cs="Times New Roman"/>
+          <w:b/>
+          <w:bCs/>
+          <w:color w:val="2C3E50"/>
+          <w:sz w:val="24"/>
+          <w:szCs w:val="24"/>
+        </w:rPr>
+        <w:t xml:space="preserve"> </w:t>
+      </w:r>
+      <w:proofErr w:type="spellStart"/>
+      <w:r>
+        <w:rPr>
+          <w:rFonts w:ascii="Times New Roman" w:hAnsi="Times New Roman" w:cs="Times New Roman"/>
+          <w:b/>
+          <w:bCs/>
+          <w:color w:val="2C3E50"/>
+          <w:sz w:val="24"/>
+          <w:szCs w:val="24"/>
+        </w:rPr>
+        <w:t>és</w:t>
+      </w:r>
+      <w:proofErr w:type="spellEnd"/>
+      <w:r>
+        <w:rPr>
+          <w:rFonts w:ascii="Times New Roman" w:hAnsi="Times New Roman" w:cs="Times New Roman"/>
+          <w:b/>
+          <w:bCs/>
+          <w:color w:val="2C3E50"/>
+          <w:sz w:val="24"/>
+          <w:szCs w:val="24"/>
+        </w:rPr>
+        <w:t xml:space="preserve"> </w:t>
+      </w:r>
+      <w:proofErr w:type="spellStart"/>
+      <w:r>
+        <w:rPr>
+          <w:rFonts w:ascii="Times New Roman" w:hAnsi="Times New Roman" w:cs="Times New Roman"/>
+          <w:b/>
+          <w:bCs/>
+          <w:color w:val="2C3E50"/>
+          <w:sz w:val="24"/>
+          <w:szCs w:val="24"/>
+        </w:rPr>
+        <w:t>Használati</w:t>
+      </w:r>
+      <w:proofErr w:type="spellEnd"/>
+      <w:r>
+        <w:rPr>
+          <w:rFonts w:ascii="Times New Roman" w:hAnsi="Times New Roman" w:cs="Times New Roman"/>
+          <w:b/>
+          <w:bCs/>
+          <w:color w:val="2C3E50"/>
+          <w:sz w:val="24"/>
+          <w:szCs w:val="24"/>
+        </w:rPr>
+        <w:t xml:space="preserve"> </w:t>
+      </w:r>
+      <w:proofErr w:type="spellStart"/>
+      <w:r>
+        <w:rPr>
+          <w:rFonts w:ascii="Times New Roman" w:hAnsi="Times New Roman" w:cs="Times New Roman"/>
+          <w:b/>
+          <w:bCs/>
+          <w:color w:val="2C3E50"/>
+          <w:sz w:val="24"/>
+          <w:szCs w:val="24"/>
+        </w:rPr>
+        <w:t>Környezet</w:t>
+      </w:r>
+      <w:proofErr w:type="spellEnd"/>
+      <w:r>
+        <w:rPr>
+          <w:rFonts w:ascii="Times New Roman" w:hAnsi="Times New Roman" w:cs="Times New Roman"/>
+          <w:color w:val="2C3E50"/>
+          <w:sz w:val="24"/>
+          <w:szCs w:val="24"/>
+        </w:rPr>
+        <w:tab/>
+      </w:r>
+      <w:r>
+        <w:rPr>
+          <w:rFonts w:ascii="Times New Roman" w:hAnsi="Times New Roman" w:cs="Times New Roman"/>
+          <w:color w:val="2C3E50"/>
+          <w:sz w:val="24"/>
+        </w:rPr>
+        <w:t>5</w:t>
+      </w:r>
     </w:p>
     <w:p>
       <w:pPr>
@@ -550,68 +875,123 @@
           <w:tab w:val="right" w:leader="dot" w:pos="9026"/>
         </w:tabs>
         <w:spacing w:before="60" w:after="60"/>
-      </w:pPr>
-      <w:hyperlink w:anchor="_Toc_4" w:history="1">
-        <w:r>
-          <w:rPr>
-            <w:b/>
-            <w:bCs/>
-            <w:color w:val="2C3E50"/>
-            <w:sz w:val="24"/>
-            <w:szCs w:val="24"/>
-          </w:rPr>
-          <w:t>4. Vásárlói Felület (Frontend) Kezelési Útmutató</w:t>
-        </w:r>
-        <w:r>
-          <w:rPr>
-            <w:color w:val="2C3E50"/>
-            <w:sz w:val="24"/>
-            <w:szCs w:val="24"/>
-          </w:rPr>
-          <w:tab/>
-        </w:r>
-        <w:r>
-          <w:rPr>
-            <w:color w:val="2C3E50"/>
-            <w:sz w:val="24"/>
-          </w:rPr>
-          <w:fldChar w:fldCharType="begin"/>
-        </w:r>
-        <w:r>
-          <w:rPr>
-            <w:color w:val="2C3E50"/>
-            <w:sz w:val="24"/>
-          </w:rPr>
-          <w:instrText xml:space="preserve"> PAGEREF _Toc_4 \h </w:instrText>
-        </w:r>
-        <w:r>
-          <w:rPr>
-            <w:color w:val="2C3E50"/>
-            <w:sz w:val="24"/>
-          </w:rPr>
-        </w:r>
-        <w:r>
-          <w:rPr>
-            <w:color w:val="2C3E50"/>
-            <w:sz w:val="24"/>
-          </w:rPr>
-          <w:fldChar w:fldCharType="separate"/>
-        </w:r>
-        <w:r>
-          <w:rPr>
-            <w:color w:val="2C3E50"/>
-            <w:sz w:val="24"/>
-          </w:rPr>
-          <w:t>7</w:t>
-        </w:r>
-        <w:r>
-          <w:rPr>
-            <w:color w:val="2C3E50"/>
-            <w:sz w:val="24"/>
-          </w:rPr>
-          <w:fldChar w:fldCharType="end"/>
-        </w:r>
-      </w:hyperlink>
+        <w:rPr>
+          <w:rFonts w:ascii="Times New Roman" w:hAnsi="Times New Roman" w:cs="Times New Roman"/>
+        </w:rPr>
+      </w:pPr>
+      <w:r>
+        <w:rPr>
+          <w:rFonts w:ascii="Times New Roman" w:hAnsi="Times New Roman" w:cs="Times New Roman"/>
+          <w:b/>
+          <w:bCs/>
+          <w:color w:val="2C3E50"/>
+          <w:sz w:val="24"/>
+          <w:szCs w:val="24"/>
+        </w:rPr>
+        <w:t xml:space="preserve">4. </w:t>
+      </w:r>
+      <w:proofErr w:type="spellStart"/>
+      <w:r>
+        <w:rPr>
+          <w:rFonts w:ascii="Times New Roman" w:hAnsi="Times New Roman" w:cs="Times New Roman"/>
+          <w:b/>
+          <w:bCs/>
+          <w:color w:val="2C3E50"/>
+          <w:sz w:val="24"/>
+          <w:szCs w:val="24"/>
+        </w:rPr>
+        <w:t>Vásárlói</w:t>
+      </w:r>
+      <w:proofErr w:type="spellEnd"/>
+      <w:r>
+        <w:rPr>
+          <w:rFonts w:ascii="Times New Roman" w:hAnsi="Times New Roman" w:cs="Times New Roman"/>
+          <w:b/>
+          <w:bCs/>
+          <w:color w:val="2C3E50"/>
+          <w:sz w:val="24"/>
+          <w:szCs w:val="24"/>
+        </w:rPr>
+        <w:t xml:space="preserve"> </w:t>
+      </w:r>
+      <w:proofErr w:type="spellStart"/>
+      <w:r>
+        <w:rPr>
+          <w:rFonts w:ascii="Times New Roman" w:hAnsi="Times New Roman" w:cs="Times New Roman"/>
+          <w:b/>
+          <w:bCs/>
+          <w:color w:val="2C3E50"/>
+          <w:sz w:val="24"/>
+          <w:szCs w:val="24"/>
+        </w:rPr>
+        <w:t>Felület</w:t>
+      </w:r>
+      <w:proofErr w:type="spellEnd"/>
+      <w:r>
+        <w:rPr>
+          <w:rFonts w:ascii="Times New Roman" w:hAnsi="Times New Roman" w:cs="Times New Roman"/>
+          <w:b/>
+          <w:bCs/>
+          <w:color w:val="2C3E50"/>
+          <w:sz w:val="24"/>
+          <w:szCs w:val="24"/>
+        </w:rPr>
+        <w:t xml:space="preserve"> (Frontend) </w:t>
+      </w:r>
+      <w:proofErr w:type="spellStart"/>
+      <w:r>
+        <w:rPr>
+          <w:rFonts w:ascii="Times New Roman" w:hAnsi="Times New Roman" w:cs="Times New Roman"/>
+          <w:b/>
+          <w:bCs/>
+          <w:color w:val="2C3E50"/>
+          <w:sz w:val="24"/>
+          <w:szCs w:val="24"/>
+        </w:rPr>
+        <w:t>Kezelési</w:t>
+      </w:r>
+      <w:proofErr w:type="spellEnd"/>
+      <w:r>
+        <w:rPr>
+          <w:rFonts w:ascii="Times New Roman" w:hAnsi="Times New Roman" w:cs="Times New Roman"/>
+          <w:b/>
+          <w:bCs/>
+          <w:color w:val="2C3E50"/>
+          <w:sz w:val="24"/>
+          <w:szCs w:val="24"/>
+        </w:rPr>
+        <w:t xml:space="preserve"> </w:t>
+      </w:r>
+      <w:proofErr w:type="spellStart"/>
+      <w:r>
+        <w:rPr>
+          <w:rFonts w:ascii="Times New Roman" w:hAnsi="Times New Roman" w:cs="Times New Roman"/>
+          <w:b/>
+          <w:bCs/>
+          <w:color w:val="2C3E50"/>
+          <w:sz w:val="24"/>
+          <w:szCs w:val="24"/>
+        </w:rPr>
+        <w:t>Útmutató</w:t>
+      </w:r>
+      <w:proofErr w:type="spellEnd"/>
+      <w:r>
+        <w:rPr>
+          <w:rFonts w:ascii="Times New Roman" w:hAnsi="Times New Roman" w:cs="Times New Roman"/>
+          <w:color w:val="2C3E50"/>
+          <w:sz w:val="24"/>
+          <w:szCs w:val="24"/>
+        </w:rPr>
+        <w:tab/>
+      </w:r>
+      <w:r>
+        <w:rPr>
+          <w:rFonts w:ascii="Times New Roman" w:hAnsi="Times New Roman" w:cs="Times New Roman"/>
+          <w:color w:val="2C3E50"/>
+          <w:sz w:val="24"/>
+        </w:rPr>
+        <w:t>7</w:t>
+      </w:r>
     </w:p>
     <w:p>
       <w:pPr>
@@ -620,56 +1000,66 @@
         </w:tabs>
         <w:spacing w:before="60" w:after="60"/>
         <w:ind w:left="360"/>
-      </w:pPr>
-      <w:hyperlink w:anchor="_Toc_4_1" w:history="1">
-        <w:r>
-          <w:rPr>
-            <w:color w:val="444444"/>
-          </w:rPr>
-          <w:t>4.1 Regisztráció és Bejelentkezés</w:t>
-        </w:r>
-        <w:r>
-          <w:rPr>
-            <w:color w:val="444444"/>
-          </w:rPr>
-          <w:tab/>
-        </w:r>
-        <w:r>
-          <w:rPr>
-            <w:color w:val="444444"/>
-          </w:rPr>
-          <w:fldChar w:fldCharType="begin"/>
-        </w:r>
-        <w:r>
-          <w:rPr>
-            <w:color w:val="444444"/>
-          </w:rPr>
-          <w:instrText xml:space="preserve"> PAGEREF _Toc_4_1 \h </w:instrText>
-        </w:r>
-        <w:r>
-          <w:rPr>
-            <w:color w:val="444444"/>
-          </w:rPr>
-        </w:r>
-        <w:r>
-          <w:rPr>
-            <w:color w:val="444444"/>
-          </w:rPr>
-          <w:fldChar w:fldCharType="separate"/>
-        </w:r>
-        <w:r>
-          <w:rPr>
-            <w:color w:val="444444"/>
-          </w:rPr>
-          <w:t>7</w:t>
-        </w:r>
-        <w:r>
-          <w:rPr>
-            <w:color w:val="444444"/>
-          </w:rPr>
-          <w:fldChar w:fldCharType="end"/>
-        </w:r>
-      </w:hyperlink>
+        <w:rPr>
+          <w:rFonts w:ascii="Times New Roman" w:hAnsi="Times New Roman" w:cs="Times New Roman"/>
+        </w:rPr>
+      </w:pPr>
+      <w:r>
+        <w:rPr>
+          <w:rFonts w:ascii="Times New Roman" w:hAnsi="Times New Roman" w:cs="Times New Roman"/>
+          <w:color w:val="444444"/>
+        </w:rPr>
+        <w:t xml:space="preserve">4.1 </w:t>
+      </w:r>
+      <w:proofErr w:type="spellStart"/>
+      <w:r>
+        <w:rPr>
+          <w:rFonts w:ascii="Times New Roman" w:hAnsi="Times New Roman" w:cs="Times New Roman"/>
+          <w:color w:val="444444"/>
+        </w:rPr>
+        <w:t>Regisztráció</w:t>
+      </w:r>
+      <w:proofErr w:type="spellEnd"/>
+      <w:r>
+        <w:rPr>
+          <w:rFonts w:ascii="Times New Roman" w:hAnsi="Times New Roman" w:cs="Times New Roman"/>
+          <w:color w:val="444444"/>
+        </w:rPr>
+        <w:t xml:space="preserve"> </w:t>
+      </w:r>
+      <w:proofErr w:type="spellStart"/>
+      <w:r>
+        <w:rPr>
+          <w:rFonts w:ascii="Times New Roman" w:hAnsi="Times New Roman" w:cs="Times New Roman"/>
+          <w:color w:val="444444"/>
+        </w:rPr>
+        <w:t>és</w:t>
+      </w:r>
+      <w:proofErr w:type="spellEnd"/>
+      <w:r>
+        <w:rPr>
+          <w:rFonts w:ascii="Times New Roman" w:hAnsi="Times New Roman" w:cs="Times New Roman"/>
+          <w:color w:val="444444"/>
+        </w:rPr>
+        <w:t xml:space="preserve"> </w:t>
+      </w:r>
+      <w:proofErr w:type="spellStart"/>
+      <w:r>
+        <w:rPr>
+          <w:rFonts w:ascii="Times New Roman" w:hAnsi="Times New Roman" w:cs="Times New Roman"/>
+          <w:color w:val="444444"/>
+        </w:rPr>
+        <w:t>Bejelentkezés</w:t>
+      </w:r>
+      <w:proofErr w:type="spellEnd"/>
+      <w:r>
+        <w:rPr>
+          <w:rFonts w:ascii="Times New Roman" w:hAnsi="Times New Roman" w:cs="Times New Roman"/>
+          <w:color w:val="444444"/>
+        </w:rPr>
+        <w:tab/>
+        <w:t>7</w:t>
+      </w:r>
     </w:p>
     <w:p>
       <w:pPr>
@@ -678,56 +1068,66 @@
         </w:tabs>
         <w:spacing w:before="60" w:after="60"/>
         <w:ind w:left="360"/>
-      </w:pPr>
-      <w:hyperlink w:anchor="_Toc_4_2" w:history="1">
-        <w:r>
-          <w:rPr>
-            <w:color w:val="444444"/>
-          </w:rPr>
-          <w:t>4.2 A Főoldal és a Navigáció</w:t>
-        </w:r>
-        <w:r>
-          <w:rPr>
-            <w:color w:val="444444"/>
-          </w:rPr>
-          <w:tab/>
-        </w:r>
-        <w:r>
-          <w:rPr>
-            <w:color w:val="444444"/>
-          </w:rPr>
-          <w:fldChar w:fldCharType="begin"/>
-        </w:r>
-        <w:r>
-          <w:rPr>
-            <w:color w:val="444444"/>
-          </w:rPr>
-          <w:instrText xml:space="preserve"> PAGEREF _Toc_4_2 \h </w:instrText>
-        </w:r>
-        <w:r>
-          <w:rPr>
-            <w:color w:val="444444"/>
-          </w:rPr>
-        </w:r>
-        <w:r>
-          <w:rPr>
-            <w:color w:val="444444"/>
-          </w:rPr>
-          <w:fldChar w:fldCharType="separate"/>
-        </w:r>
-        <w:r>
-          <w:rPr>
-            <w:color w:val="444444"/>
-          </w:rPr>
-          <w:t>8</w:t>
-        </w:r>
-        <w:r>
-          <w:rPr>
-            <w:color w:val="444444"/>
-          </w:rPr>
-          <w:fldChar w:fldCharType="end"/>
-        </w:r>
-      </w:hyperlink>
+        <w:rPr>
+          <w:rFonts w:ascii="Times New Roman" w:hAnsi="Times New Roman" w:cs="Times New Roman"/>
+        </w:rPr>
+      </w:pPr>
+      <w:r>
+        <w:rPr>
+          <w:rFonts w:ascii="Times New Roman" w:hAnsi="Times New Roman" w:cs="Times New Roman"/>
+          <w:color w:val="444444"/>
+        </w:rPr>
+        <w:t xml:space="preserve">4.2 A </w:t>
+      </w:r>
+      <w:proofErr w:type="spellStart"/>
+      <w:r>
+        <w:rPr>
+          <w:rFonts w:ascii="Times New Roman" w:hAnsi="Times New Roman" w:cs="Times New Roman"/>
+          <w:color w:val="444444"/>
+        </w:rPr>
+        <w:t>Főoldal</w:t>
+      </w:r>
+      <w:proofErr w:type="spellEnd"/>
+      <w:r>
+        <w:rPr>
+          <w:rFonts w:ascii="Times New Roman" w:hAnsi="Times New Roman" w:cs="Times New Roman"/>
+          <w:color w:val="444444"/>
+        </w:rPr>
+        <w:t xml:space="preserve"> </w:t>
+      </w:r>
+      <w:proofErr w:type="spellStart"/>
+      <w:r>
+        <w:rPr>
+          <w:rFonts w:ascii="Times New Roman" w:hAnsi="Times New Roman" w:cs="Times New Roman"/>
+          <w:color w:val="444444"/>
+        </w:rPr>
+        <w:t>és</w:t>
+      </w:r>
+      <w:proofErr w:type="spellEnd"/>
+      <w:r>
+        <w:rPr>
+          <w:rFonts w:ascii="Times New Roman" w:hAnsi="Times New Roman" w:cs="Times New Roman"/>
+          <w:color w:val="444444"/>
+        </w:rPr>
+        <w:t xml:space="preserve"> a </w:t>
+      </w:r>
+      <w:proofErr w:type="spellStart"/>
+      <w:r>
+        <w:rPr>
+          <w:rFonts w:ascii="Times New Roman" w:hAnsi="Times New Roman" w:cs="Times New Roman"/>
+          <w:color w:val="444444"/>
+        </w:rPr>
+        <w:t>Navigáció</w:t>
+      </w:r>
+      <w:proofErr w:type="spellEnd"/>
+      <w:r>
+        <w:rPr>
+          <w:rFonts w:ascii="Times New Roman" w:hAnsi="Times New Roman" w:cs="Times New Roman"/>
+          <w:color w:val="444444"/>
+        </w:rPr>
+        <w:tab/>
+        <w:t>8</w:t>
+      </w:r>
     </w:p>
     <w:p>
       <w:pPr>
@@ -736,56 +1136,98 @@
         </w:tabs>
         <w:spacing w:before="60" w:after="60"/>
         <w:ind w:left="360"/>
-      </w:pPr>
-      <w:hyperlink w:anchor="_Toc_4_3" w:history="1">
-        <w:r>
-          <w:rPr>
-            <w:color w:val="444444"/>
-          </w:rPr>
-          <w:t>4.3 Étlap Böngészése és a Kereső Használata</w:t>
-        </w:r>
-        <w:r>
-          <w:rPr>
-            <w:color w:val="444444"/>
-          </w:rPr>
-          <w:tab/>
-        </w:r>
-        <w:r>
-          <w:rPr>
-            <w:color w:val="444444"/>
-          </w:rPr>
-          <w:fldChar w:fldCharType="begin"/>
-        </w:r>
-        <w:r>
-          <w:rPr>
-            <w:color w:val="444444"/>
-          </w:rPr>
-          <w:instrText xml:space="preserve"> PAGEREF _Toc_4_3 \h </w:instrText>
-        </w:r>
-        <w:r>
-          <w:rPr>
-            <w:color w:val="444444"/>
-          </w:rPr>
-        </w:r>
-        <w:r>
-          <w:rPr>
-            <w:color w:val="444444"/>
-          </w:rPr>
-          <w:fldChar w:fldCharType="separate"/>
-        </w:r>
-        <w:r>
-          <w:rPr>
-            <w:color w:val="444444"/>
-          </w:rPr>
-          <w:t>9</w:t>
-        </w:r>
-        <w:r>
-          <w:rPr>
-            <w:color w:val="444444"/>
-          </w:rPr>
-          <w:fldChar w:fldCharType="end"/>
-        </w:r>
-      </w:hyperlink>
+        <w:rPr>
+          <w:rFonts w:ascii="Times New Roman" w:hAnsi="Times New Roman" w:cs="Times New Roman"/>
+        </w:rPr>
+      </w:pPr>
+      <w:r>
+        <w:rPr>
+          <w:rFonts w:ascii="Times New Roman" w:hAnsi="Times New Roman" w:cs="Times New Roman"/>
+          <w:color w:val="444444"/>
+        </w:rPr>
+        <w:t xml:space="preserve">4.3 </w:t>
+      </w:r>
+      <w:proofErr w:type="spellStart"/>
+      <w:r>
+        <w:rPr>
+          <w:rFonts w:ascii="Times New Roman" w:hAnsi="Times New Roman" w:cs="Times New Roman"/>
+          <w:color w:val="444444"/>
+        </w:rPr>
+        <w:t>Étlap</w:t>
+      </w:r>
+      <w:proofErr w:type="spellEnd"/>
+      <w:r>
+        <w:rPr>
+          <w:rFonts w:ascii="Times New Roman" w:hAnsi="Times New Roman" w:cs="Times New Roman"/>
+          <w:color w:val="444444"/>
+        </w:rPr>
+        <w:t xml:space="preserve"> </w:t>
+      </w:r>
+      <w:proofErr w:type="spellStart"/>
+      <w:r>
+        <w:rPr>
+          <w:rFonts w:ascii="Times New Roman" w:hAnsi="Times New Roman" w:cs="Times New Roman"/>
+          <w:color w:val="444444"/>
+        </w:rPr>
+        <w:t>Böngészése</w:t>
+      </w:r>
+      <w:proofErr w:type="spellEnd"/>
+      <w:r>
+        <w:rPr>
+          <w:rFonts w:ascii="Times New Roman" w:hAnsi="Times New Roman" w:cs="Times New Roman"/>
+          <w:color w:val="444444"/>
+        </w:rPr>
+        <w:t xml:space="preserve"> </w:t>
+      </w:r>
+      <w:proofErr w:type="spellStart"/>
+      <w:r>
+        <w:rPr>
+          <w:rFonts w:ascii="Times New Roman" w:hAnsi="Times New Roman" w:cs="Times New Roman"/>
+          <w:color w:val="444444"/>
+        </w:rPr>
+        <w:t>és</w:t>
+      </w:r>
+      <w:proofErr w:type="spellEnd"/>
+      <w:r>
+        <w:rPr>
+          <w:rFonts w:ascii="Times New Roman" w:hAnsi="Times New Roman" w:cs="Times New Roman"/>
+          <w:color w:val="444444"/>
+        </w:rPr>
+        <w:t xml:space="preserve"> a </w:t>
+      </w:r>
+      <w:proofErr w:type="spellStart"/>
+      <w:r>
+        <w:rPr>
+          <w:rFonts w:ascii="Times New Roman" w:hAnsi="Times New Roman" w:cs="Times New Roman"/>
+          <w:color w:val="444444"/>
+        </w:rPr>
+        <w:t>Kereső</w:t>
+      </w:r>
+      <w:proofErr w:type="spellEnd"/>
+      <w:r>
+        <w:rPr>
+          <w:rFonts w:ascii="Times New Roman" w:hAnsi="Times New Roman" w:cs="Times New Roman"/>
+          <w:color w:val="444444"/>
+        </w:rPr>
+        <w:t xml:space="preserve"> </w:t>
+      </w:r>
+      <w:proofErr w:type="spellStart"/>
+      <w:r>
+        <w:rPr>
+          <w:rFonts w:ascii="Times New Roman" w:hAnsi="Times New Roman" w:cs="Times New Roman"/>
+          <w:color w:val="444444"/>
+        </w:rPr>
+        <w:t>Használata</w:t>
+      </w:r>
+      <w:proofErr w:type="spellEnd"/>
+      <w:r>
+        <w:rPr>
+          <w:rFonts w:ascii="Times New Roman" w:hAnsi="Times New Roman" w:cs="Times New Roman"/>
+          <w:color w:val="444444"/>
+        </w:rPr>
+        <w:tab/>
+        <w:t>9</w:t>
+      </w:r>
     </w:p>
     <w:p>
       <w:pPr>
@@ -794,56 +1236,66 @@
         </w:tabs>
         <w:spacing w:before="60" w:after="60"/>
         <w:ind w:left="360"/>
-      </w:pPr>
-      <w:hyperlink w:anchor="_Toc_4_4" w:history="1">
-        <w:r>
-          <w:rPr>
-            <w:color w:val="444444"/>
-          </w:rPr>
-          <w:t>4.4 Ételek Kosárba Helyezése</w:t>
-        </w:r>
-        <w:r>
-          <w:rPr>
-            <w:color w:val="444444"/>
-          </w:rPr>
-          <w:tab/>
-        </w:r>
-        <w:r>
-          <w:rPr>
-            <w:color w:val="444444"/>
-          </w:rPr>
-          <w:fldChar w:fldCharType="begin"/>
-        </w:r>
-        <w:r>
-          <w:rPr>
-            <w:color w:val="444444"/>
-          </w:rPr>
-          <w:instrText xml:space="preserve"> PAGEREF _Toc_4_4 \h </w:instrText>
-        </w:r>
-        <w:r>
-          <w:rPr>
-            <w:color w:val="444444"/>
-          </w:rPr>
-        </w:r>
-        <w:r>
-          <w:rPr>
-            <w:color w:val="444444"/>
-          </w:rPr>
-          <w:fldChar w:fldCharType="separate"/>
-        </w:r>
-        <w:r>
-          <w:rPr>
-            <w:color w:val="444444"/>
-          </w:rPr>
-          <w:t>10</w:t>
-        </w:r>
-        <w:r>
-          <w:rPr>
-            <w:color w:val="444444"/>
-          </w:rPr>
-          <w:fldChar w:fldCharType="end"/>
-        </w:r>
-      </w:hyperlink>
+        <w:rPr>
+          <w:rFonts w:ascii="Times New Roman" w:hAnsi="Times New Roman" w:cs="Times New Roman"/>
+        </w:rPr>
+      </w:pPr>
+      <w:r>
+        <w:rPr>
+          <w:rFonts w:ascii="Times New Roman" w:hAnsi="Times New Roman" w:cs="Times New Roman"/>
+          <w:color w:val="444444"/>
+        </w:rPr>
+        <w:t xml:space="preserve">4.4 </w:t>
+      </w:r>
+      <w:proofErr w:type="spellStart"/>
+      <w:r>
+        <w:rPr>
+          <w:rFonts w:ascii="Times New Roman" w:hAnsi="Times New Roman" w:cs="Times New Roman"/>
+          <w:color w:val="444444"/>
+        </w:rPr>
+        <w:t>Ételek</w:t>
+      </w:r>
+      <w:proofErr w:type="spellEnd"/>
+      <w:r>
+        <w:rPr>
+          <w:rFonts w:ascii="Times New Roman" w:hAnsi="Times New Roman" w:cs="Times New Roman"/>
+          <w:color w:val="444444"/>
+        </w:rPr>
+        <w:t xml:space="preserve"> </w:t>
+      </w:r>
+      <w:proofErr w:type="spellStart"/>
+      <w:r>
+        <w:rPr>
+          <w:rFonts w:ascii="Times New Roman" w:hAnsi="Times New Roman" w:cs="Times New Roman"/>
+          <w:color w:val="444444"/>
+        </w:rPr>
+        <w:t>Kosárba</w:t>
+      </w:r>
+      <w:proofErr w:type="spellEnd"/>
+      <w:r>
+        <w:rPr>
+          <w:rFonts w:ascii="Times New Roman" w:hAnsi="Times New Roman" w:cs="Times New Roman"/>
+          <w:color w:val="444444"/>
+        </w:rPr>
+        <w:t xml:space="preserve"> </w:t>
+      </w:r>
+      <w:proofErr w:type="spellStart"/>
+      <w:r>
+        <w:rPr>
+          <w:rFonts w:ascii="Times New Roman" w:hAnsi="Times New Roman" w:cs="Times New Roman"/>
+          <w:color w:val="444444"/>
+        </w:rPr>
+        <w:t>Helyezése</w:t>
+      </w:r>
+      <w:proofErr w:type="spellEnd"/>
+      <w:r>
+        <w:rPr>
+          <w:rFonts w:ascii="Times New Roman" w:hAnsi="Times New Roman" w:cs="Times New Roman"/>
+          <w:color w:val="444444"/>
+        </w:rPr>
+        <w:tab/>
+        <w:t>10</w:t>
+      </w:r>
     </w:p>
     <w:p>
       <w:pPr>
@@ -852,56 +1304,82 @@
         </w:tabs>
         <w:spacing w:before="60" w:after="60"/>
         <w:ind w:left="360"/>
-      </w:pPr>
-      <w:hyperlink w:anchor="_Toc_4_5" w:history="1">
-        <w:r>
-          <w:rPr>
-            <w:color w:val="444444"/>
-          </w:rPr>
-          <w:t>4.5 A Kosár Kezelése és a Rendelés Leadása</w:t>
-        </w:r>
-        <w:r>
-          <w:rPr>
-            <w:color w:val="444444"/>
-          </w:rPr>
-          <w:tab/>
-        </w:r>
-        <w:r>
-          <w:rPr>
-            <w:color w:val="444444"/>
-          </w:rPr>
-          <w:fldChar w:fldCharType="begin"/>
-        </w:r>
-        <w:r>
-          <w:rPr>
-            <w:color w:val="444444"/>
-          </w:rPr>
-          <w:instrText xml:space="preserve"> PAGEREF _Toc_4_5 \h </w:instrText>
-        </w:r>
-        <w:r>
-          <w:rPr>
-            <w:color w:val="444444"/>
-          </w:rPr>
-        </w:r>
-        <w:r>
-          <w:rPr>
-            <w:color w:val="444444"/>
-          </w:rPr>
-          <w:fldChar w:fldCharType="separate"/>
-        </w:r>
-        <w:r>
-          <w:rPr>
-            <w:color w:val="444444"/>
-          </w:rPr>
-          <w:t>10</w:t>
-        </w:r>
-        <w:r>
-          <w:rPr>
-            <w:color w:val="444444"/>
-          </w:rPr>
-          <w:fldChar w:fldCharType="end"/>
-        </w:r>
-      </w:hyperlink>
+        <w:rPr>
+          <w:rFonts w:ascii="Times New Roman" w:hAnsi="Times New Roman" w:cs="Times New Roman"/>
+        </w:rPr>
+      </w:pPr>
+      <w:r>
+        <w:rPr>
+          <w:rFonts w:ascii="Times New Roman" w:hAnsi="Times New Roman" w:cs="Times New Roman"/>
+          <w:color w:val="444444"/>
+        </w:rPr>
+        <w:t xml:space="preserve">4.5 A Kosár </w:t>
+      </w:r>
+      <w:proofErr w:type="spellStart"/>
+      <w:r>
+        <w:rPr>
+          <w:rFonts w:ascii="Times New Roman" w:hAnsi="Times New Roman" w:cs="Times New Roman"/>
+          <w:color w:val="444444"/>
+        </w:rPr>
+        <w:t>Kezelése</w:t>
+      </w:r>
+      <w:proofErr w:type="spellEnd"/>
+      <w:r>
+        <w:rPr>
+          <w:rFonts w:ascii="Times New Roman" w:hAnsi="Times New Roman" w:cs="Times New Roman"/>
+          <w:color w:val="444444"/>
+        </w:rPr>
+        <w:t xml:space="preserve"> </w:t>
+      </w:r>
+      <w:proofErr w:type="spellStart"/>
+      <w:r>
+        <w:rPr>
+          <w:rFonts w:ascii="Times New Roman" w:hAnsi="Times New Roman" w:cs="Times New Roman"/>
+          <w:color w:val="444444"/>
+        </w:rPr>
+        <w:t>és</w:t>
+      </w:r>
+      <w:proofErr w:type="spellEnd"/>
+      <w:r>
+        <w:rPr>
+          <w:rFonts w:ascii="Times New Roman" w:hAnsi="Times New Roman" w:cs="Times New Roman"/>
+          <w:color w:val="444444"/>
+        </w:rPr>
+        <w:t xml:space="preserve"> a </w:t>
+      </w:r>
+      <w:proofErr w:type="spellStart"/>
+      <w:r>
+        <w:rPr>
+          <w:rFonts w:ascii="Times New Roman" w:hAnsi="Times New Roman" w:cs="Times New Roman"/>
+          <w:color w:val="444444"/>
+        </w:rPr>
+        <w:t>Rendelés</w:t>
+      </w:r>
+      <w:proofErr w:type="spellEnd"/>
+      <w:r>
+        <w:rPr>
+          <w:rFonts w:ascii="Times New Roman" w:hAnsi="Times New Roman" w:cs="Times New Roman"/>
+          <w:color w:val="444444"/>
+        </w:rPr>
+        <w:t xml:space="preserve"> </w:t>
+      </w:r>
+      <w:proofErr w:type="spellStart"/>
+      <w:r>
+        <w:rPr>
+          <w:rFonts w:ascii="Times New Roman" w:hAnsi="Times New Roman" w:cs="Times New Roman"/>
+          <w:color w:val="444444"/>
+        </w:rPr>
+        <w:t>Leadása</w:t>
+      </w:r>
+      <w:proofErr w:type="spellEnd"/>
+      <w:r>
+        <w:rPr>
+          <w:rFonts w:ascii="Times New Roman" w:hAnsi="Times New Roman" w:cs="Times New Roman"/>
+          <w:color w:val="444444"/>
+        </w:rPr>
+        <w:tab/>
+        <w:t>10</w:t>
+      </w:r>
     </w:p>
     <w:p>
       <w:pPr>
@@ -910,56 +1388,82 @@
         </w:tabs>
         <w:spacing w:before="60" w:after="60"/>
         <w:ind w:left="360"/>
-      </w:pPr>
-      <w:hyperlink w:anchor="_Toc_4_6" w:history="1">
-        <w:r>
-          <w:rPr>
-            <w:color w:val="444444"/>
-          </w:rPr>
-          <w:t>4.6 Pénztár és Rendelés Véglegesítése</w:t>
-        </w:r>
-        <w:r>
-          <w:rPr>
-            <w:color w:val="444444"/>
-          </w:rPr>
-          <w:tab/>
-        </w:r>
-        <w:r>
-          <w:rPr>
-            <w:color w:val="444444"/>
-          </w:rPr>
-          <w:fldChar w:fldCharType="begin"/>
-        </w:r>
-        <w:r>
-          <w:rPr>
-            <w:color w:val="444444"/>
-          </w:rPr>
-          <w:instrText xml:space="preserve"> PAGEREF _Toc_4_6 \h </w:instrText>
-        </w:r>
-        <w:r>
-          <w:rPr>
-            <w:color w:val="444444"/>
-          </w:rPr>
-        </w:r>
-        <w:r>
-          <w:rPr>
-            <w:color w:val="444444"/>
-          </w:rPr>
-          <w:fldChar w:fldCharType="separate"/>
-        </w:r>
-        <w:r>
-          <w:rPr>
-            <w:color w:val="444444"/>
-          </w:rPr>
-          <w:t>11</w:t>
-        </w:r>
-        <w:r>
-          <w:rPr>
-            <w:color w:val="444444"/>
-          </w:rPr>
-          <w:fldChar w:fldCharType="end"/>
-        </w:r>
-      </w:hyperlink>
+        <w:rPr>
+          <w:rFonts w:ascii="Times New Roman" w:hAnsi="Times New Roman" w:cs="Times New Roman"/>
+        </w:rPr>
+      </w:pPr>
+      <w:r>
+        <w:rPr>
+          <w:rFonts w:ascii="Times New Roman" w:hAnsi="Times New Roman" w:cs="Times New Roman"/>
+          <w:color w:val="444444"/>
+        </w:rPr>
+        <w:t xml:space="preserve">4.6 </w:t>
+      </w:r>
+      <w:proofErr w:type="spellStart"/>
+      <w:r>
+        <w:rPr>
+          <w:rFonts w:ascii="Times New Roman" w:hAnsi="Times New Roman" w:cs="Times New Roman"/>
+          <w:color w:val="444444"/>
+        </w:rPr>
+        <w:t>Pénztár</w:t>
+      </w:r>
+      <w:proofErr w:type="spellEnd"/>
+      <w:r>
+        <w:rPr>
+          <w:rFonts w:ascii="Times New Roman" w:hAnsi="Times New Roman" w:cs="Times New Roman"/>
+          <w:color w:val="444444"/>
+        </w:rPr>
+        <w:t xml:space="preserve"> </w:t>
+      </w:r>
+      <w:proofErr w:type="spellStart"/>
+      <w:r>
+        <w:rPr>
+          <w:rFonts w:ascii="Times New Roman" w:hAnsi="Times New Roman" w:cs="Times New Roman"/>
+          <w:color w:val="444444"/>
+        </w:rPr>
+        <w:t>és</w:t>
+      </w:r>
+      <w:proofErr w:type="spellEnd"/>
+      <w:r>
+        <w:rPr>
+          <w:rFonts w:ascii="Times New Roman" w:hAnsi="Times New Roman" w:cs="Times New Roman"/>
+          <w:color w:val="444444"/>
+        </w:rPr>
+        <w:t xml:space="preserve"> </w:t>
+      </w:r>
+      <w:proofErr w:type="spellStart"/>
+      <w:r>
+        <w:rPr>
+          <w:rFonts w:ascii="Times New Roman" w:hAnsi="Times New Roman" w:cs="Times New Roman"/>
+          <w:color w:val="444444"/>
+        </w:rPr>
+        <w:t>Rendelés</w:t>
+      </w:r>
+      <w:proofErr w:type="spellEnd"/>
+      <w:r>
+        <w:rPr>
+          <w:rFonts w:ascii="Times New Roman" w:hAnsi="Times New Roman" w:cs="Times New Roman"/>
+          <w:color w:val="444444"/>
+        </w:rPr>
+        <w:t xml:space="preserve"> </w:t>
+      </w:r>
+      <w:proofErr w:type="spellStart"/>
+      <w:r>
+        <w:rPr>
+          <w:rFonts w:ascii="Times New Roman" w:hAnsi="Times New Roman" w:cs="Times New Roman"/>
+          <w:color w:val="444444"/>
+        </w:rPr>
+        <w:t>Véglegesítése</w:t>
+      </w:r>
+      <w:proofErr w:type="spellEnd"/>
+      <w:r>
+        <w:rPr>
+          <w:rFonts w:ascii="Times New Roman" w:hAnsi="Times New Roman" w:cs="Times New Roman"/>
+          <w:color w:val="444444"/>
+        </w:rPr>
+        <w:tab/>
+        <w:t>11</w:t>
+      </w:r>
     </w:p>
     <w:p>
       <w:pPr>
@@ -968,56 +1472,105 @@
         </w:tabs>
         <w:spacing w:before="60" w:after="60"/>
         <w:ind w:left="360"/>
-      </w:pPr>
-      <w:hyperlink w:anchor="_Toc_4_7" w:history="1">
-        <w:r>
-          <w:rPr>
-            <w:color w:val="444444"/>
-          </w:rPr>
-          <w:t>4.7 A Rendelés Nyomon Követése (Átvételi Kód)</w:t>
-        </w:r>
-        <w:r>
-          <w:rPr>
-            <w:color w:val="444444"/>
-          </w:rPr>
-          <w:tab/>
-        </w:r>
-        <w:r>
-          <w:rPr>
-            <w:color w:val="444444"/>
-          </w:rPr>
-          <w:fldChar w:fldCharType="begin"/>
-        </w:r>
-        <w:r>
-          <w:rPr>
-            <w:color w:val="444444"/>
-          </w:rPr>
-          <w:instrText xml:space="preserve"> PAGEREF _Toc_4_7 \h </w:instrText>
-        </w:r>
-        <w:r>
-          <w:rPr>
-            <w:color w:val="444444"/>
-          </w:rPr>
-        </w:r>
-        <w:r>
-          <w:rPr>
-            <w:color w:val="444444"/>
-          </w:rPr>
-          <w:fldChar w:fldCharType="separate"/>
-        </w:r>
-        <w:r>
-          <w:rPr>
-            <w:color w:val="444444"/>
-          </w:rPr>
-          <w:t>12</w:t>
-        </w:r>
-        <w:r>
-          <w:rPr>
-            <w:color w:val="444444"/>
-          </w:rPr>
-          <w:fldChar w:fldCharType="end"/>
-        </w:r>
-      </w:hyperlink>
+        <w:rPr>
+          <w:rFonts w:ascii="Times New Roman" w:hAnsi="Times New Roman" w:cs="Times New Roman"/>
+        </w:rPr>
+      </w:pPr>
+      <w:r>
+        <w:rPr>
+          <w:rFonts w:ascii="Times New Roman" w:hAnsi="Times New Roman" w:cs="Times New Roman"/>
+          <w:color w:val="444444"/>
+        </w:rPr>
+        <w:t xml:space="preserve">4.7 A </w:t>
+      </w:r>
+      <w:proofErr w:type="spellStart"/>
+      <w:r>
+        <w:rPr>
+          <w:rFonts w:ascii="Times New Roman" w:hAnsi="Times New Roman" w:cs="Times New Roman"/>
+          <w:color w:val="444444"/>
+        </w:rPr>
+        <w:t>Rendelés</w:t>
+      </w:r>
+      <w:proofErr w:type="spellEnd"/>
+      <w:r>
+        <w:rPr>
+          <w:rFonts w:ascii="Times New Roman" w:hAnsi="Times New Roman" w:cs="Times New Roman"/>
+          <w:color w:val="444444"/>
+        </w:rPr>
+        <w:t xml:space="preserve"> </w:t>
+      </w:r>
+      <w:proofErr w:type="spellStart"/>
+      <w:r>
+        <w:rPr>
+          <w:rFonts w:ascii="Times New Roman" w:hAnsi="Times New Roman" w:cs="Times New Roman"/>
+          <w:color w:val="444444"/>
+        </w:rPr>
+        <w:t>Nyomon</w:t>
+      </w:r>
+      <w:proofErr w:type="spellEnd"/>
+      <w:r>
+        <w:rPr>
+          <w:rFonts w:ascii="Times New Roman" w:hAnsi="Times New Roman" w:cs="Times New Roman"/>
+          <w:color w:val="444444"/>
+        </w:rPr>
+        <w:t xml:space="preserve"> </w:t>
+      </w:r>
+      <w:proofErr w:type="spellStart"/>
+      <w:r>
+        <w:rPr>
+          <w:rFonts w:ascii="Times New Roman" w:hAnsi="Times New Roman" w:cs="Times New Roman"/>
+          <w:color w:val="444444"/>
+        </w:rPr>
+        <w:t>Követése</w:t>
+      </w:r>
+      <w:proofErr w:type="spellEnd"/>
+      <w:r>
+        <w:rPr>
+          <w:rFonts w:ascii="Times New Roman" w:hAnsi="Times New Roman" w:cs="Times New Roman"/>
+          <w:color w:val="444444"/>
+        </w:rPr>
+        <w:t xml:space="preserve"> (</w:t>
+      </w:r>
+      <w:proofErr w:type="spellStart"/>
+      <w:r>
+        <w:rPr>
+          <w:rFonts w:ascii="Times New Roman" w:hAnsi="Times New Roman" w:cs="Times New Roman"/>
+          <w:color w:val="444444"/>
+        </w:rPr>
+        <w:t>Átvételi</w:t>
+      </w:r>
+      <w:proofErr w:type="spellEnd"/>
+      <w:r>
+        <w:rPr>
+          <w:rFonts w:ascii="Times New Roman" w:hAnsi="Times New Roman" w:cs="Times New Roman"/>
+          <w:color w:val="444444"/>
+        </w:rPr>
+        <w:t xml:space="preserve"> </w:t>
+      </w:r>
+      <w:proofErr w:type="spellStart"/>
+      <w:r>
+        <w:rPr>
+          <w:rFonts w:ascii="Times New Roman" w:hAnsi="Times New Roman" w:cs="Times New Roman"/>
+          <w:color w:val="444444"/>
+        </w:rPr>
+        <w:t>Kód</w:t>
+      </w:r>
+      <w:proofErr w:type="spellEnd"/>
+      <w:r>
+        <w:rPr>
+          <w:rFonts w:ascii="Times New Roman" w:hAnsi="Times New Roman" w:cs="Times New Roman"/>
+          <w:color w:val="444444"/>
+        </w:rPr>
+        <w:t>)</w:t>
+      </w:r>
+      <w:r>
+        <w:rPr>
+          <w:rFonts w:ascii="Times New Roman" w:hAnsi="Times New Roman" w:cs="Times New Roman"/>
+          <w:color w:val="444444"/>
+        </w:rPr>
+        <w:tab/>
+        <w:t>12</w:t>
+      </w:r>
     </w:p>
     <w:p>
       <w:pPr>
@@ -1026,56 +1579,82 @@
         </w:tabs>
         <w:spacing w:before="60" w:after="60"/>
         <w:ind w:left="360"/>
-      </w:pPr>
-      <w:hyperlink w:anchor="_Toc_4_8" w:history="1">
-        <w:r>
-          <w:rPr>
-            <w:color w:val="444444"/>
-          </w:rPr>
-          <w:t>4.8 Profilkezelés, Beállítások és Témaválasztás</w:t>
-        </w:r>
-        <w:r>
-          <w:rPr>
-            <w:color w:val="444444"/>
-          </w:rPr>
-          <w:tab/>
-        </w:r>
-        <w:r>
-          <w:rPr>
-            <w:color w:val="444444"/>
-          </w:rPr>
-          <w:fldChar w:fldCharType="begin"/>
-        </w:r>
-        <w:r>
-          <w:rPr>
-            <w:color w:val="444444"/>
-          </w:rPr>
-          <w:instrText xml:space="preserve"> PAGEREF _Toc_4_8 \h </w:instrText>
-        </w:r>
-        <w:r>
-          <w:rPr>
-            <w:color w:val="444444"/>
-          </w:rPr>
-        </w:r>
-        <w:r>
-          <w:rPr>
-            <w:color w:val="444444"/>
-          </w:rPr>
-          <w:fldChar w:fldCharType="separate"/>
-        </w:r>
-        <w:r>
-          <w:rPr>
-            <w:color w:val="444444"/>
-          </w:rPr>
-          <w:t>13</w:t>
-        </w:r>
-        <w:r>
-          <w:rPr>
-            <w:color w:val="444444"/>
-          </w:rPr>
-          <w:fldChar w:fldCharType="end"/>
-        </w:r>
-      </w:hyperlink>
+        <w:rPr>
+          <w:rFonts w:ascii="Times New Roman" w:hAnsi="Times New Roman" w:cs="Times New Roman"/>
+        </w:rPr>
+      </w:pPr>
+      <w:r>
+        <w:rPr>
+          <w:rFonts w:ascii="Times New Roman" w:hAnsi="Times New Roman" w:cs="Times New Roman"/>
+          <w:color w:val="444444"/>
+        </w:rPr>
+        <w:t xml:space="preserve">4.8 </w:t>
+      </w:r>
+      <w:proofErr w:type="spellStart"/>
+      <w:r>
+        <w:rPr>
+          <w:rFonts w:ascii="Times New Roman" w:hAnsi="Times New Roman" w:cs="Times New Roman"/>
+          <w:color w:val="444444"/>
+        </w:rPr>
+        <w:t>Profilkezelés</w:t>
+      </w:r>
+      <w:proofErr w:type="spellEnd"/>
+      <w:r>
+        <w:rPr>
+          <w:rFonts w:ascii="Times New Roman" w:hAnsi="Times New Roman" w:cs="Times New Roman"/>
+          <w:color w:val="444444"/>
+        </w:rPr>
+        <w:t xml:space="preserve">, </w:t>
+      </w:r>
+      <w:proofErr w:type="spellStart"/>
+      <w:r>
+        <w:rPr>
+          <w:rFonts w:ascii="Times New Roman" w:hAnsi="Times New Roman" w:cs="Times New Roman"/>
+          <w:color w:val="444444"/>
+        </w:rPr>
+        <w:t>Beállítások</w:t>
+      </w:r>
+      <w:proofErr w:type="spellEnd"/>
+      <w:r>
+        <w:rPr>
+          <w:rFonts w:ascii="Times New Roman" w:hAnsi="Times New Roman" w:cs="Times New Roman"/>
+          <w:color w:val="444444"/>
+        </w:rPr>
+        <w:t xml:space="preserve"> </w:t>
+      </w:r>
+      <w:proofErr w:type="spellStart"/>
+      <w:r>
+        <w:rPr>
+          <w:rFonts w:ascii="Times New Roman" w:hAnsi="Times New Roman" w:cs="Times New Roman"/>
+          <w:color w:val="444444"/>
+        </w:rPr>
+        <w:t>és</w:t>
+      </w:r>
+      <w:proofErr w:type="spellEnd"/>
+      <w:r>
+        <w:rPr>
+          <w:rFonts w:ascii="Times New Roman" w:hAnsi="Times New Roman" w:cs="Times New Roman"/>
+          <w:color w:val="444444"/>
+        </w:rPr>
+        <w:t xml:space="preserve"> </w:t>
+      </w:r>
+      <w:proofErr w:type="spellStart"/>
+      <w:r>
+        <w:rPr>
+          <w:rFonts w:ascii="Times New Roman" w:hAnsi="Times New Roman" w:cs="Times New Roman"/>
+          <w:color w:val="444444"/>
+        </w:rPr>
+        <w:t>Témaválasztás</w:t>
+      </w:r>
+      <w:proofErr w:type="spellEnd"/>
+      <w:r>
+        <w:rPr>
+          <w:rFonts w:ascii="Times New Roman" w:hAnsi="Times New Roman" w:cs="Times New Roman"/>
+          <w:color w:val="444444"/>
+        </w:rPr>
+        <w:tab/>
+        <w:t>13</w:t>
+      </w:r>
     </w:p>
     <w:p>
       <w:pPr>
@@ -1083,68 +1662,134 @@
           <w:tab w:val="right" w:leader="dot" w:pos="9026"/>
         </w:tabs>
         <w:spacing w:before="60" w:after="60"/>
-      </w:pPr>
-      <w:hyperlink w:anchor="_Toc_5" w:history="1">
-        <w:r>
-          <w:rPr>
-            <w:b/>
-            <w:bCs/>
-            <w:color w:val="2C3E50"/>
-            <w:sz w:val="24"/>
-            <w:szCs w:val="24"/>
-          </w:rPr>
-          <w:t>5. Büfés / Adminisztrációs Felület Kezelési Útmutató</w:t>
-        </w:r>
-        <w:r>
-          <w:rPr>
-            <w:color w:val="2C3E50"/>
-            <w:sz w:val="24"/>
-            <w:szCs w:val="24"/>
-          </w:rPr>
-          <w:tab/>
-        </w:r>
-        <w:r>
-          <w:rPr>
-            <w:color w:val="2C3E50"/>
-            <w:sz w:val="24"/>
-          </w:rPr>
-          <w:fldChar w:fldCharType="begin"/>
-        </w:r>
-        <w:r>
-          <w:rPr>
-            <w:color w:val="2C3E50"/>
-            <w:sz w:val="24"/>
-          </w:rPr>
-          <w:instrText xml:space="preserve"> PAGEREF _Toc_5 \h </w:instrText>
-        </w:r>
-        <w:r>
-          <w:rPr>
-            <w:color w:val="2C3E50"/>
-            <w:sz w:val="24"/>
-          </w:rPr>
-        </w:r>
-        <w:r>
-          <w:rPr>
-            <w:color w:val="2C3E50"/>
-            <w:sz w:val="24"/>
-          </w:rPr>
-          <w:fldChar w:fldCharType="separate"/>
-        </w:r>
-        <w:r>
-          <w:rPr>
-            <w:color w:val="2C3E50"/>
-            <w:sz w:val="24"/>
-          </w:rPr>
-          <w:t>13</w:t>
-        </w:r>
-        <w:r>
-          <w:rPr>
-            <w:color w:val="2C3E50"/>
-            <w:sz w:val="24"/>
-          </w:rPr>
-          <w:fldChar w:fldCharType="end"/>
-        </w:r>
-      </w:hyperlink>
+        <w:rPr>
+          <w:rFonts w:ascii="Times New Roman" w:hAnsi="Times New Roman" w:cs="Times New Roman"/>
+        </w:rPr>
+      </w:pPr>
+      <w:r>
+        <w:rPr>
+          <w:rFonts w:ascii="Times New Roman" w:hAnsi="Times New Roman" w:cs="Times New Roman"/>
+          <w:b/>
+          <w:bCs/>
+          <w:color w:val="2C3E50"/>
+          <w:sz w:val="24"/>
+          <w:szCs w:val="24"/>
+        </w:rPr>
+        <w:t xml:space="preserve">5. </w:t>
+      </w:r>
+      <w:proofErr w:type="spellStart"/>
+      <w:r>
+        <w:rPr>
+          <w:rFonts w:ascii="Times New Roman" w:hAnsi="Times New Roman" w:cs="Times New Roman"/>
+          <w:b/>
+          <w:bCs/>
+          <w:color w:val="2C3E50"/>
+          <w:sz w:val="24"/>
+          <w:szCs w:val="24"/>
+        </w:rPr>
+        <w:t>Büfés</w:t>
+      </w:r>
+      <w:proofErr w:type="spellEnd"/>
+      <w:r>
+        <w:rPr>
+          <w:rFonts w:ascii="Times New Roman" w:hAnsi="Times New Roman" w:cs="Times New Roman"/>
+          <w:b/>
+          <w:bCs/>
+          <w:color w:val="2C3E50"/>
+          <w:sz w:val="24"/>
+          <w:szCs w:val="24"/>
+        </w:rPr>
+        <w:t xml:space="preserve"> / </w:t>
+      </w:r>
+      <w:proofErr w:type="spellStart"/>
+      <w:r>
+        <w:rPr>
+          <w:rFonts w:ascii="Times New Roman" w:hAnsi="Times New Roman" w:cs="Times New Roman"/>
+          <w:b/>
+          <w:bCs/>
+          <w:color w:val="2C3E50"/>
+          <w:sz w:val="24"/>
+          <w:szCs w:val="24"/>
+        </w:rPr>
+        <w:t>Adminisztrációs</w:t>
+      </w:r>
+      <w:proofErr w:type="spellEnd"/>
+      <w:r>
+        <w:rPr>
+          <w:rFonts w:ascii="Times New Roman" w:hAnsi="Times New Roman" w:cs="Times New Roman"/>
+          <w:b/>
+          <w:bCs/>
+          <w:color w:val="2C3E50"/>
+          <w:sz w:val="24"/>
+          <w:szCs w:val="24"/>
+        </w:rPr>
+        <w:t xml:space="preserve"> </w:t>
+      </w:r>
+      <w:proofErr w:type="spellStart"/>
+      <w:r>
+        <w:rPr>
+          <w:rFonts w:ascii="Times New Roman" w:hAnsi="Times New Roman" w:cs="Times New Roman"/>
+          <w:b/>
+          <w:bCs/>
+          <w:color w:val="2C3E50"/>
+          <w:sz w:val="24"/>
+          <w:szCs w:val="24"/>
+        </w:rPr>
+        <w:t>Felület</w:t>
+      </w:r>
+      <w:proofErr w:type="spellEnd"/>
+      <w:r>
+        <w:rPr>
+          <w:rFonts w:ascii="Times New Roman" w:hAnsi="Times New Roman" w:cs="Times New Roman"/>
+          <w:b/>
+          <w:bCs/>
+          <w:color w:val="2C3E50"/>
+          <w:sz w:val="24"/>
+          <w:szCs w:val="24"/>
+        </w:rPr>
+        <w:t xml:space="preserve"> </w:t>
+      </w:r>
+      <w:proofErr w:type="spellStart"/>
+      <w:r>
+        <w:rPr>
+          <w:rFonts w:ascii="Times New Roman" w:hAnsi="Times New Roman" w:cs="Times New Roman"/>
+          <w:b/>
+          <w:bCs/>
+          <w:color w:val="2C3E50"/>
+          <w:sz w:val="24"/>
+          <w:szCs w:val="24"/>
+        </w:rPr>
+        <w:t>Kezelési</w:t>
+      </w:r>
+      <w:proofErr w:type="spellEnd"/>
+      <w:r>
+        <w:rPr>
+          <w:rFonts w:ascii="Times New Roman" w:hAnsi="Times New Roman" w:cs="Times New Roman"/>
+          <w:b/>
+          <w:bCs/>
+          <w:color w:val="2C3E50"/>
+          <w:sz w:val="24"/>
+          <w:szCs w:val="24"/>
+        </w:rPr>
+        <w:t xml:space="preserve"> Útmutató</w:t>
+      </w:r>
+      <w:r>
+        <w:rPr>
+          <w:rFonts w:ascii="Times New Roman" w:hAnsi="Times New Roman" w:cs="Times New Roman"/>
+          <w:color w:val="2C3E50"/>
+          <w:sz w:val="24"/>
+          <w:szCs w:val="24"/>
+        </w:rPr>
+        <w:tab/>
+      </w:r>
+      <w:r>
+        <w:rPr>
+          <w:rFonts w:ascii="Times New Roman" w:hAnsi="Times New Roman" w:cs="Times New Roman"/>
+          <w:color w:val="2C3E50"/>
+          <w:sz w:val="24"/>
+        </w:rPr>
+        <w:t>13</w:t>
+      </w:r>
     </w:p>
     <w:p>
       <w:pPr>
@@ -1153,56 +1798,66 @@
         </w:tabs>
         <w:spacing w:before="60" w:after="60"/>
         <w:ind w:left="360"/>
-      </w:pPr>
-      <w:hyperlink w:anchor="_Toc_5_1" w:history="1">
-        <w:r>
-          <w:rPr>
-            <w:color w:val="444444"/>
-          </w:rPr>
-          <w:t>5.1 Hozzáférés az Admin Panelhez</w:t>
-        </w:r>
-        <w:r>
-          <w:rPr>
-            <w:color w:val="444444"/>
-          </w:rPr>
-          <w:tab/>
-        </w:r>
-        <w:r>
-          <w:rPr>
-            <w:color w:val="444444"/>
-          </w:rPr>
-          <w:fldChar w:fldCharType="begin"/>
-        </w:r>
-        <w:r>
-          <w:rPr>
-            <w:color w:val="444444"/>
-          </w:rPr>
-          <w:instrText xml:space="preserve"> PAGEREF _Toc_5_1 \h </w:instrText>
-        </w:r>
-        <w:r>
-          <w:rPr>
-            <w:color w:val="444444"/>
-          </w:rPr>
-        </w:r>
-        <w:r>
-          <w:rPr>
-            <w:color w:val="444444"/>
-          </w:rPr>
-          <w:fldChar w:fldCharType="separate"/>
-        </w:r>
-        <w:r>
-          <w:rPr>
-            <w:color w:val="444444"/>
-          </w:rPr>
-          <w:t>13</w:t>
-        </w:r>
-        <w:r>
-          <w:rPr>
-            <w:color w:val="444444"/>
-          </w:rPr>
-          <w:fldChar w:fldCharType="end"/>
-        </w:r>
-      </w:hyperlink>
+        <w:rPr>
+          <w:rFonts w:ascii="Times New Roman" w:hAnsi="Times New Roman" w:cs="Times New Roman"/>
+        </w:rPr>
+      </w:pPr>
+      <w:r>
+        <w:rPr>
+          <w:rFonts w:ascii="Times New Roman" w:hAnsi="Times New Roman" w:cs="Times New Roman"/>
+          <w:color w:val="444444"/>
+        </w:rPr>
+        <w:t xml:space="preserve">5.1 </w:t>
+      </w:r>
+      <w:proofErr w:type="spellStart"/>
+      <w:r>
+        <w:rPr>
+          <w:rFonts w:ascii="Times New Roman" w:hAnsi="Times New Roman" w:cs="Times New Roman"/>
+          <w:color w:val="444444"/>
+        </w:rPr>
+        <w:t>Hozzáférés</w:t>
+      </w:r>
+      <w:proofErr w:type="spellEnd"/>
+      <w:r>
+        <w:rPr>
+          <w:rFonts w:ascii="Times New Roman" w:hAnsi="Times New Roman" w:cs="Times New Roman"/>
+          <w:color w:val="444444"/>
+        </w:rPr>
+        <w:t xml:space="preserve"> </w:t>
+      </w:r>
+      <w:proofErr w:type="spellStart"/>
+      <w:r>
+        <w:rPr>
+          <w:rFonts w:ascii="Times New Roman" w:hAnsi="Times New Roman" w:cs="Times New Roman"/>
+          <w:color w:val="444444"/>
+        </w:rPr>
+        <w:t>az</w:t>
+      </w:r>
+      <w:proofErr w:type="spellEnd"/>
+      <w:r>
+        <w:rPr>
+          <w:rFonts w:ascii="Times New Roman" w:hAnsi="Times New Roman" w:cs="Times New Roman"/>
+          <w:color w:val="444444"/>
+        </w:rPr>
+        <w:t xml:space="preserve"> Admin </w:t>
+      </w:r>
+      <w:proofErr w:type="spellStart"/>
+      <w:r>
+        <w:rPr>
+          <w:rFonts w:ascii="Times New Roman" w:hAnsi="Times New Roman" w:cs="Times New Roman"/>
+          <w:color w:val="444444"/>
+        </w:rPr>
+        <w:t>Panelhez</w:t>
+      </w:r>
+      <w:proofErr w:type="spellEnd"/>
+      <w:r>
+        <w:rPr>
+          <w:rFonts w:ascii="Times New Roman" w:hAnsi="Times New Roman" w:cs="Times New Roman"/>
+          <w:color w:val="444444"/>
+        </w:rPr>
+        <w:tab/>
+        <w:t>13</w:t>
+      </w:r>
     </w:p>
     <w:p>
       <w:pPr>
@@ -1211,56 +1866,66 @@
         </w:tabs>
         <w:spacing w:before="60" w:after="60"/>
         <w:ind w:left="360"/>
-      </w:pPr>
-      <w:hyperlink w:anchor="_Toc_5_2" w:history="1">
-        <w:r>
-          <w:rPr>
-            <w:color w:val="444444"/>
-          </w:rPr>
-          <w:t>5.2 Új Étel Hozzáadása a Rendszerhez</w:t>
-        </w:r>
-        <w:r>
-          <w:rPr>
-            <w:color w:val="444444"/>
-          </w:rPr>
-          <w:tab/>
-        </w:r>
-        <w:r>
-          <w:rPr>
-            <w:color w:val="444444"/>
-          </w:rPr>
-          <w:fldChar w:fldCharType="begin"/>
-        </w:r>
-        <w:r>
-          <w:rPr>
-            <w:color w:val="444444"/>
-          </w:rPr>
-          <w:instrText xml:space="preserve"> PAGEREF _Toc_5_2 \h </w:instrText>
-        </w:r>
-        <w:r>
-          <w:rPr>
-            <w:color w:val="444444"/>
-          </w:rPr>
-        </w:r>
-        <w:r>
-          <w:rPr>
-            <w:color w:val="444444"/>
-          </w:rPr>
-          <w:fldChar w:fldCharType="separate"/>
-        </w:r>
-        <w:r>
-          <w:rPr>
-            <w:color w:val="444444"/>
-          </w:rPr>
-          <w:t>14</w:t>
-        </w:r>
-        <w:r>
-          <w:rPr>
-            <w:color w:val="444444"/>
-          </w:rPr>
-          <w:fldChar w:fldCharType="end"/>
-        </w:r>
-      </w:hyperlink>
+        <w:rPr>
+          <w:rFonts w:ascii="Times New Roman" w:hAnsi="Times New Roman" w:cs="Times New Roman"/>
+        </w:rPr>
+      </w:pPr>
+      <w:r>
+        <w:rPr>
+          <w:rFonts w:ascii="Times New Roman" w:hAnsi="Times New Roman" w:cs="Times New Roman"/>
+          <w:color w:val="444444"/>
+        </w:rPr>
+        <w:t xml:space="preserve">5.2 </w:t>
+      </w:r>
+      <w:proofErr w:type="spellStart"/>
+      <w:r>
+        <w:rPr>
+          <w:rFonts w:ascii="Times New Roman" w:hAnsi="Times New Roman" w:cs="Times New Roman"/>
+          <w:color w:val="444444"/>
+        </w:rPr>
+        <w:t>Új</w:t>
+      </w:r>
+      <w:proofErr w:type="spellEnd"/>
+      <w:r>
+        <w:rPr>
+          <w:rFonts w:ascii="Times New Roman" w:hAnsi="Times New Roman" w:cs="Times New Roman"/>
+          <w:color w:val="444444"/>
+        </w:rPr>
+        <w:t xml:space="preserve"> Étel </w:t>
+      </w:r>
+      <w:proofErr w:type="spellStart"/>
+      <w:r>
+        <w:rPr>
+          <w:rFonts w:ascii="Times New Roman" w:hAnsi="Times New Roman" w:cs="Times New Roman"/>
+          <w:color w:val="444444"/>
+        </w:rPr>
+        <w:t>Hozzáadása</w:t>
+      </w:r>
+      <w:proofErr w:type="spellEnd"/>
+      <w:r>
+        <w:rPr>
+          <w:rFonts w:ascii="Times New Roman" w:hAnsi="Times New Roman" w:cs="Times New Roman"/>
+          <w:color w:val="444444"/>
+        </w:rPr>
+        <w:t xml:space="preserve"> a </w:t>
+      </w:r>
+      <w:proofErr w:type="spellStart"/>
+      <w:r>
+        <w:rPr>
+          <w:rFonts w:ascii="Times New Roman" w:hAnsi="Times New Roman" w:cs="Times New Roman"/>
+          <w:color w:val="444444"/>
+        </w:rPr>
+        <w:t>Rendszerhez</w:t>
+      </w:r>
+      <w:proofErr w:type="spellEnd"/>
+      <w:r>
+        <w:rPr>
+          <w:rFonts w:ascii="Times New Roman" w:hAnsi="Times New Roman" w:cs="Times New Roman"/>
+          <w:color w:val="444444"/>
+        </w:rPr>
+        <w:tab/>
+        <w:t>14</w:t>
+      </w:r>
     </w:p>
     <w:p>
       <w:pPr>
@@ -1269,56 +1934,82 @@
         </w:tabs>
         <w:spacing w:before="60" w:after="60"/>
         <w:ind w:left="360"/>
-      </w:pPr>
-      <w:hyperlink w:anchor="_Toc_5_3" w:history="1">
-        <w:r>
-          <w:rPr>
-            <w:color w:val="444444"/>
-          </w:rPr>
-          <w:t>5.3 A Meglévő Kínálat (Étlap) Lista Kezelése</w:t>
-        </w:r>
-        <w:r>
-          <w:rPr>
-            <w:color w:val="444444"/>
-          </w:rPr>
-          <w:tab/>
-        </w:r>
-        <w:r>
-          <w:rPr>
-            <w:color w:val="444444"/>
-          </w:rPr>
-          <w:fldChar w:fldCharType="begin"/>
-        </w:r>
-        <w:r>
-          <w:rPr>
-            <w:color w:val="444444"/>
-          </w:rPr>
-          <w:instrText xml:space="preserve"> PAGEREF _Toc_5_3 \h </w:instrText>
-        </w:r>
-        <w:r>
-          <w:rPr>
-            <w:color w:val="444444"/>
-          </w:rPr>
-        </w:r>
-        <w:r>
-          <w:rPr>
-            <w:color w:val="444444"/>
-          </w:rPr>
-          <w:fldChar w:fldCharType="separate"/>
-        </w:r>
-        <w:r>
-          <w:rPr>
-            <w:color w:val="444444"/>
-          </w:rPr>
-          <w:t>15</w:t>
-        </w:r>
-        <w:r>
-          <w:rPr>
-            <w:color w:val="444444"/>
-          </w:rPr>
-          <w:fldChar w:fldCharType="end"/>
-        </w:r>
-      </w:hyperlink>
+        <w:rPr>
+          <w:rFonts w:ascii="Times New Roman" w:hAnsi="Times New Roman" w:cs="Times New Roman"/>
+        </w:rPr>
+      </w:pPr>
+      <w:r>
+        <w:rPr>
+          <w:rFonts w:ascii="Times New Roman" w:hAnsi="Times New Roman" w:cs="Times New Roman"/>
+          <w:color w:val="444444"/>
+        </w:rPr>
+        <w:t xml:space="preserve">5.3 A </w:t>
+      </w:r>
+      <w:proofErr w:type="spellStart"/>
+      <w:r>
+        <w:rPr>
+          <w:rFonts w:ascii="Times New Roman" w:hAnsi="Times New Roman" w:cs="Times New Roman"/>
+          <w:color w:val="444444"/>
+        </w:rPr>
+        <w:t>Meglévő</w:t>
+      </w:r>
+      <w:proofErr w:type="spellEnd"/>
+      <w:r>
+        <w:rPr>
+          <w:rFonts w:ascii="Times New Roman" w:hAnsi="Times New Roman" w:cs="Times New Roman"/>
+          <w:color w:val="444444"/>
+        </w:rPr>
+        <w:t xml:space="preserve"> </w:t>
+      </w:r>
+      <w:proofErr w:type="spellStart"/>
+      <w:r>
+        <w:rPr>
+          <w:rFonts w:ascii="Times New Roman" w:hAnsi="Times New Roman" w:cs="Times New Roman"/>
+          <w:color w:val="444444"/>
+        </w:rPr>
+        <w:t>Kínálat</w:t>
+      </w:r>
+      <w:proofErr w:type="spellEnd"/>
+      <w:r>
+        <w:rPr>
+          <w:rFonts w:ascii="Times New Roman" w:hAnsi="Times New Roman" w:cs="Times New Roman"/>
+          <w:color w:val="444444"/>
+        </w:rPr>
+        <w:t xml:space="preserve"> (</w:t>
+      </w:r>
+      <w:proofErr w:type="spellStart"/>
+      <w:r>
+        <w:rPr>
+          <w:rFonts w:ascii="Times New Roman" w:hAnsi="Times New Roman" w:cs="Times New Roman"/>
+          <w:color w:val="444444"/>
+        </w:rPr>
+        <w:t>Étlap</w:t>
+      </w:r>
+      <w:proofErr w:type="spellEnd"/>
+      <w:r>
+        <w:rPr>
+          <w:rFonts w:ascii="Times New Roman" w:hAnsi="Times New Roman" w:cs="Times New Roman"/>
+          <w:color w:val="444444"/>
+        </w:rPr>
+        <w:t xml:space="preserve">) Lista </w:t>
+      </w:r>
+      <w:proofErr w:type="spellStart"/>
+      <w:r>
+        <w:rPr>
+          <w:rFonts w:ascii="Times New Roman" w:hAnsi="Times New Roman" w:cs="Times New Roman"/>
+          <w:color w:val="444444"/>
+        </w:rPr>
+        <w:t>Kezelése</w:t>
+      </w:r>
+      <w:proofErr w:type="spellEnd"/>
+      <w:r>
+        <w:rPr>
+          <w:rFonts w:ascii="Times New Roman" w:hAnsi="Times New Roman" w:cs="Times New Roman"/>
+          <w:color w:val="444444"/>
+        </w:rPr>
+        <w:tab/>
+        <w:t>15</w:t>
+      </w:r>
     </w:p>
     <w:p>
       <w:pPr>
@@ -1327,56 +2018,114 @@
         </w:tabs>
         <w:spacing w:before="60" w:after="60"/>
         <w:ind w:left="360"/>
-      </w:pPr>
-      <w:hyperlink w:anchor="_Toc_5_4" w:history="1">
-        <w:r>
-          <w:rPr>
-            <w:color w:val="444444"/>
-          </w:rPr>
-          <w:t>5.4 Rendelések Kezelése és Valós Idejű Értesítések</w:t>
-        </w:r>
-        <w:r>
-          <w:rPr>
-            <w:color w:val="444444"/>
-          </w:rPr>
-          <w:tab/>
-        </w:r>
-        <w:r>
-          <w:rPr>
-            <w:color w:val="444444"/>
-          </w:rPr>
-          <w:fldChar w:fldCharType="begin"/>
-        </w:r>
-        <w:r>
-          <w:rPr>
-            <w:color w:val="444444"/>
-          </w:rPr>
-          <w:instrText xml:space="preserve"> PAGEREF _Toc_5_4 \h </w:instrText>
-        </w:r>
-        <w:r>
-          <w:rPr>
-            <w:color w:val="444444"/>
-          </w:rPr>
-        </w:r>
-        <w:r>
-          <w:rPr>
-            <w:color w:val="444444"/>
-          </w:rPr>
-          <w:fldChar w:fldCharType="separate"/>
-        </w:r>
-        <w:r>
-          <w:rPr>
-            <w:color w:val="444444"/>
-          </w:rPr>
-          <w:t>15</w:t>
-        </w:r>
-        <w:r>
-          <w:rPr>
-            <w:color w:val="444444"/>
-          </w:rPr>
-          <w:fldChar w:fldCharType="end"/>
-        </w:r>
-      </w:hyperlink>
+        <w:rPr>
+          <w:rFonts w:ascii="Times New Roman" w:hAnsi="Times New Roman" w:cs="Times New Roman"/>
+        </w:rPr>
+      </w:pPr>
+      <w:r>
+        <w:rPr>
+          <w:rFonts w:ascii="Times New Roman" w:hAnsi="Times New Roman" w:cs="Times New Roman"/>
+          <w:color w:val="444444"/>
+        </w:rPr>
+        <w:t xml:space="preserve">5.4 </w:t>
+      </w:r>
+      <w:proofErr w:type="spellStart"/>
+      <w:r>
+        <w:rPr>
+          <w:rFonts w:ascii="Times New Roman" w:hAnsi="Times New Roman" w:cs="Times New Roman"/>
+          <w:color w:val="444444"/>
+        </w:rPr>
+        <w:t>Rendelések</w:t>
+      </w:r>
+      <w:proofErr w:type="spellEnd"/>
+      <w:r>
+        <w:rPr>
+          <w:rFonts w:ascii="Times New Roman" w:hAnsi="Times New Roman" w:cs="Times New Roman"/>
+          <w:color w:val="444444"/>
+        </w:rPr>
+        <w:t xml:space="preserve"> </w:t>
+      </w:r>
+      <w:proofErr w:type="spellStart"/>
+      <w:r>
+        <w:rPr>
+          <w:rFonts w:ascii="Times New Roman" w:hAnsi="Times New Roman" w:cs="Times New Roman"/>
+          <w:color w:val="444444"/>
+        </w:rPr>
+        <w:t>Kezelése</w:t>
+      </w:r>
+      <w:proofErr w:type="spellEnd"/>
+      <w:r>
+        <w:rPr>
+          <w:rFonts w:ascii="Times New Roman" w:hAnsi="Times New Roman" w:cs="Times New Roman"/>
+          <w:color w:val="444444"/>
+        </w:rPr>
+        <w:t xml:space="preserve"> </w:t>
+      </w:r>
+      <w:proofErr w:type="spellStart"/>
+      <w:r>
+        <w:rPr>
+          <w:rFonts w:ascii="Times New Roman" w:hAnsi="Times New Roman" w:cs="Times New Roman"/>
+          <w:color w:val="444444"/>
+        </w:rPr>
+        <w:t>és</w:t>
+      </w:r>
+      <w:proofErr w:type="spellEnd"/>
+      <w:r>
+        <w:rPr>
+          <w:rFonts w:ascii="Times New Roman" w:hAnsi="Times New Roman" w:cs="Times New Roman"/>
+          <w:color w:val="444444"/>
+        </w:rPr>
+        <w:t xml:space="preserve"> </w:t>
+      </w:r>
+      <w:proofErr w:type="spellStart"/>
+      <w:r>
+        <w:rPr>
+          <w:rFonts w:ascii="Times New Roman" w:hAnsi="Times New Roman" w:cs="Times New Roman"/>
+          <w:color w:val="444444"/>
+        </w:rPr>
+        <w:t>Valós</w:t>
+      </w:r>
+      <w:proofErr w:type="spellEnd"/>
+      <w:r>
+        <w:rPr>
+          <w:rFonts w:ascii="Times New Roman" w:hAnsi="Times New Roman" w:cs="Times New Roman"/>
+          <w:color w:val="444444"/>
+        </w:rPr>
+        <w:t xml:space="preserve"> </w:t>
+      </w:r>
+      <w:proofErr w:type="spellStart"/>
+      <w:r>
+        <w:rPr>
+          <w:rFonts w:ascii="Times New Roman" w:hAnsi="Times New Roman" w:cs="Times New Roman"/>
+          <w:color w:val="444444"/>
+        </w:rPr>
+        <w:t>Idejű</w:t>
+      </w:r>
+      <w:proofErr w:type="spellEnd"/>
+      <w:r>
+        <w:rPr>
+          <w:rFonts w:ascii="Times New Roman" w:hAnsi="Times New Roman" w:cs="Times New Roman"/>
+          <w:color w:val="444444"/>
+        </w:rPr>
+        <w:t xml:space="preserve"> </w:t>
+      </w:r>
+      <w:proofErr w:type="spellStart"/>
+      <w:r>
+        <w:rPr>
+          <w:rFonts w:ascii="Times New Roman" w:hAnsi="Times New Roman" w:cs="Times New Roman"/>
+          <w:color w:val="444444"/>
+        </w:rPr>
+        <w:t>Értesítések</w:t>
+      </w:r>
+      <w:proofErr w:type="spellEnd"/>
+      <w:r>
+        <w:rPr>
+          <w:rFonts w:ascii="Times New Roman" w:hAnsi="Times New Roman" w:cs="Times New Roman"/>
+          <w:color w:val="444444"/>
+        </w:rPr>
+        <w:tab/>
+        <w:t>15</w:t>
+      </w:r>
     </w:p>
     <w:p>
       <w:pPr>
@@ -1385,56 +2134,82 @@
         </w:tabs>
         <w:spacing w:before="60" w:after="60"/>
         <w:ind w:left="360"/>
-      </w:pPr>
-      <w:hyperlink w:anchor="_Toc_5_5" w:history="1">
-        <w:r>
-          <w:rPr>
-            <w:color w:val="444444"/>
-          </w:rPr>
-          <w:t>5.5 Gyors Keresés Átvételi Kód Alapján</w:t>
-        </w:r>
-        <w:r>
-          <w:rPr>
-            <w:color w:val="444444"/>
-          </w:rPr>
-          <w:tab/>
-        </w:r>
-        <w:r>
-          <w:rPr>
-            <w:color w:val="444444"/>
-          </w:rPr>
-          <w:fldChar w:fldCharType="begin"/>
-        </w:r>
-        <w:r>
-          <w:rPr>
-            <w:color w:val="444444"/>
-          </w:rPr>
-          <w:instrText xml:space="preserve"> PAGEREF _Toc_5_5 \h </w:instrText>
-        </w:r>
-        <w:r>
-          <w:rPr>
-            <w:color w:val="444444"/>
-          </w:rPr>
-        </w:r>
-        <w:r>
-          <w:rPr>
-            <w:color w:val="444444"/>
-          </w:rPr>
-          <w:fldChar w:fldCharType="separate"/>
-        </w:r>
-        <w:r>
-          <w:rPr>
-            <w:color w:val="444444"/>
-          </w:rPr>
-          <w:t>16</w:t>
-        </w:r>
-        <w:r>
-          <w:rPr>
-            <w:color w:val="444444"/>
-          </w:rPr>
-          <w:fldChar w:fldCharType="end"/>
-        </w:r>
-      </w:hyperlink>
+        <w:rPr>
+          <w:rFonts w:ascii="Times New Roman" w:hAnsi="Times New Roman" w:cs="Times New Roman"/>
+        </w:rPr>
+      </w:pPr>
+      <w:r>
+        <w:rPr>
+          <w:rFonts w:ascii="Times New Roman" w:hAnsi="Times New Roman" w:cs="Times New Roman"/>
+          <w:color w:val="444444"/>
+        </w:rPr>
+        <w:t xml:space="preserve">5.5 </w:t>
+      </w:r>
+      <w:proofErr w:type="spellStart"/>
+      <w:r>
+        <w:rPr>
+          <w:rFonts w:ascii="Times New Roman" w:hAnsi="Times New Roman" w:cs="Times New Roman"/>
+          <w:color w:val="444444"/>
+        </w:rPr>
+        <w:t>Gyors</w:t>
+      </w:r>
+      <w:proofErr w:type="spellEnd"/>
+      <w:r>
+        <w:rPr>
+          <w:rFonts w:ascii="Times New Roman" w:hAnsi="Times New Roman" w:cs="Times New Roman"/>
+          <w:color w:val="444444"/>
+        </w:rPr>
+        <w:t xml:space="preserve"> </w:t>
+      </w:r>
+      <w:proofErr w:type="spellStart"/>
+      <w:r>
+        <w:rPr>
+          <w:rFonts w:ascii="Times New Roman" w:hAnsi="Times New Roman" w:cs="Times New Roman"/>
+          <w:color w:val="444444"/>
+        </w:rPr>
+        <w:t>Keresés</w:t>
+      </w:r>
+      <w:proofErr w:type="spellEnd"/>
+      <w:r>
+        <w:rPr>
+          <w:rFonts w:ascii="Times New Roman" w:hAnsi="Times New Roman" w:cs="Times New Roman"/>
+          <w:color w:val="444444"/>
+        </w:rPr>
+        <w:t xml:space="preserve"> Átvételi </w:t>
+      </w:r>
+      <w:proofErr w:type="spellStart"/>
+      <w:r>
+        <w:rPr>
+          <w:rFonts w:ascii="Times New Roman" w:hAnsi="Times New Roman" w:cs="Times New Roman"/>
+          <w:color w:val="444444"/>
+        </w:rPr>
+        <w:t>Kód</w:t>
+      </w:r>
+      <w:proofErr w:type="spellEnd"/>
+      <w:r>
+        <w:rPr>
+          <w:rFonts w:ascii="Times New Roman" w:hAnsi="Times New Roman" w:cs="Times New Roman"/>
+          <w:color w:val="444444"/>
+        </w:rPr>
+        <w:t xml:space="preserve"> </w:t>
+      </w:r>
+      <w:proofErr w:type="spellStart"/>
+      <w:r>
+        <w:rPr>
+          <w:rFonts w:ascii="Times New Roman" w:hAnsi="Times New Roman" w:cs="Times New Roman"/>
+          <w:color w:val="444444"/>
+        </w:rPr>
+        <w:t>Alapján</w:t>
+      </w:r>
+      <w:proofErr w:type="spellEnd"/>
+      <w:r>
+        <w:rPr>
+          <w:rFonts w:ascii="Times New Roman" w:hAnsi="Times New Roman" w:cs="Times New Roman"/>
+          <w:color w:val="444444"/>
+        </w:rPr>
+        <w:tab/>
+        <w:t>16</w:t>
+      </w:r>
     </w:p>
     <w:p>
       <w:pPr>
@@ -1442,68 +2217,99 @@
           <w:tab w:val="right" w:leader="dot" w:pos="9026"/>
         </w:tabs>
         <w:spacing w:before="60" w:after="60"/>
-      </w:pPr>
-      <w:hyperlink w:anchor="_Toc_6" w:history="1">
-        <w:r>
-          <w:rPr>
-            <w:b/>
-            <w:bCs/>
-            <w:color w:val="2C3E50"/>
-            <w:sz w:val="24"/>
-            <w:szCs w:val="24"/>
-          </w:rPr>
-          <w:t>6. Adatkezelés és Biztonság</w:t>
-        </w:r>
-        <w:r>
-          <w:rPr>
-            <w:color w:val="2C3E50"/>
-            <w:sz w:val="24"/>
-            <w:szCs w:val="24"/>
-          </w:rPr>
-          <w:tab/>
-        </w:r>
-        <w:r>
-          <w:rPr>
-            <w:color w:val="2C3E50"/>
-            <w:sz w:val="24"/>
-          </w:rPr>
-          <w:fldChar w:fldCharType="begin"/>
-        </w:r>
-        <w:r>
-          <w:rPr>
-            <w:color w:val="2C3E50"/>
-            <w:sz w:val="24"/>
-          </w:rPr>
-          <w:instrText xml:space="preserve"> PAGEREF _Toc_6 \h </w:instrText>
-        </w:r>
-        <w:r>
-          <w:rPr>
-            <w:color w:val="2C3E50"/>
-            <w:sz w:val="24"/>
-          </w:rPr>
-        </w:r>
-        <w:r>
-          <w:rPr>
-            <w:color w:val="2C3E50"/>
-            <w:sz w:val="24"/>
-          </w:rPr>
-          <w:fldChar w:fldCharType="separate"/>
-        </w:r>
-        <w:r>
-          <w:rPr>
-            <w:color w:val="2C3E50"/>
-            <w:sz w:val="24"/>
-          </w:rPr>
-          <w:t>17</w:t>
-        </w:r>
-        <w:r>
-          <w:rPr>
-            <w:color w:val="2C3E50"/>
-            <w:sz w:val="24"/>
-          </w:rPr>
-          <w:fldChar w:fldCharType="end"/>
-        </w:r>
-      </w:hyperlink>
+        <w:rPr>
+          <w:rFonts w:ascii="Times New Roman" w:hAnsi="Times New Roman" w:cs="Times New Roman"/>
+        </w:rPr>
+      </w:pPr>
+      <w:r>
+        <w:rPr>
+          <w:rFonts w:ascii="Times New Roman" w:hAnsi="Times New Roman" w:cs="Times New Roman"/>
+          <w:b/>
+          <w:bCs/>
+          <w:color w:val="2C3E50"/>
+          <w:sz w:val="24"/>
+          <w:szCs w:val="24"/>
+        </w:rPr>
+        <w:t xml:space="preserve">6. </w:t>
+      </w:r>
+      <w:proofErr w:type="spellStart"/>
+      <w:r>
+        <w:rPr>
+          <w:rFonts w:ascii="Times New Roman" w:hAnsi="Times New Roman" w:cs="Times New Roman"/>
+          <w:b/>
+          <w:bCs/>
+          <w:color w:val="2C3E50"/>
+          <w:sz w:val="24"/>
+          <w:szCs w:val="24"/>
+        </w:rPr>
+        <w:t>Adatkezelés</w:t>
+      </w:r>
+      <w:proofErr w:type="spellEnd"/>
+      <w:r>
+        <w:rPr>
+          <w:rFonts w:ascii="Times New Roman" w:hAnsi="Times New Roman" w:cs="Times New Roman"/>
+          <w:b/>
+          <w:bCs/>
+          <w:color w:val="2C3E50"/>
+          <w:sz w:val="24"/>
+          <w:szCs w:val="24"/>
+        </w:rPr>
+        <w:t xml:space="preserve"> </w:t>
+      </w:r>
+      <w:proofErr w:type="spellStart"/>
+      <w:r>
+        <w:rPr>
+          <w:rFonts w:ascii="Times New Roman" w:hAnsi="Times New Roman" w:cs="Times New Roman"/>
+          <w:b/>
+          <w:bCs/>
+          <w:color w:val="2C3E50"/>
+          <w:sz w:val="24"/>
+          <w:szCs w:val="24"/>
+        </w:rPr>
+        <w:t>és</w:t>
+      </w:r>
+      <w:proofErr w:type="spellEnd"/>
+      <w:r>
+        <w:rPr>
+          <w:rFonts w:ascii="Times New Roman" w:hAnsi="Times New Roman" w:cs="Times New Roman"/>
+          <w:b/>
+          <w:bCs/>
+          <w:color w:val="2C3E50"/>
+          <w:sz w:val="24"/>
+          <w:szCs w:val="24"/>
+        </w:rPr>
+        <w:t xml:space="preserve"> </w:t>
+      </w:r>
+      <w:proofErr w:type="spellStart"/>
+      <w:r>
+        <w:rPr>
+          <w:rFonts w:ascii="Times New Roman" w:hAnsi="Times New Roman" w:cs="Times New Roman"/>
+          <w:b/>
+          <w:bCs/>
+          <w:color w:val="2C3E50"/>
+          <w:sz w:val="24"/>
+          <w:szCs w:val="24"/>
+        </w:rPr>
+        <w:t>Biztonság</w:t>
+      </w:r>
+      <w:proofErr w:type="spellEnd"/>
+      <w:r>
+        <w:rPr>
+          <w:rFonts w:ascii="Times New Roman" w:hAnsi="Times New Roman" w:cs="Times New Roman"/>
+          <w:color w:val="2C3E50"/>
+          <w:sz w:val="24"/>
+          <w:szCs w:val="24"/>
+        </w:rPr>
+        <w:tab/>
+      </w:r>
+      <w:r>
+        <w:rPr>
+          <w:rFonts w:ascii="Times New Roman" w:hAnsi="Times New Roman" w:cs="Times New Roman"/>
+          <w:color w:val="2C3E50"/>
+          <w:sz w:val="24"/>
+        </w:rPr>
+        <w:t>17</w:t>
+      </w:r>
     </w:p>
     <w:p>
       <w:pPr>
@@ -1511,68 +2317,134 @@
           <w:tab w:val="right" w:leader="dot" w:pos="9026"/>
         </w:tabs>
         <w:spacing w:before="60" w:after="60"/>
-      </w:pPr>
-      <w:hyperlink w:anchor="_Toc_7" w:history="1">
-        <w:r>
-          <w:rPr>
-            <w:b/>
-            <w:bCs/>
-            <w:color w:val="2C3E50"/>
-            <w:sz w:val="24"/>
-            <w:szCs w:val="24"/>
-          </w:rPr>
-          <w:t>7. Hibaelhárítás és Gyakran Ismételt Kérdések (GYIK)</w:t>
-        </w:r>
-        <w:r>
-          <w:rPr>
-            <w:color w:val="2C3E50"/>
-            <w:sz w:val="24"/>
-            <w:szCs w:val="24"/>
-          </w:rPr>
-          <w:tab/>
-        </w:r>
-        <w:r>
-          <w:rPr>
-            <w:color w:val="2C3E50"/>
-            <w:sz w:val="24"/>
-          </w:rPr>
-          <w:fldChar w:fldCharType="begin"/>
-        </w:r>
-        <w:r>
-          <w:rPr>
-            <w:color w:val="2C3E50"/>
-            <w:sz w:val="24"/>
-          </w:rPr>
-          <w:instrText xml:space="preserve"> PAGEREF _Toc_7 \h </w:instrText>
-        </w:r>
-        <w:r>
-          <w:rPr>
-            <w:color w:val="2C3E50"/>
-            <w:sz w:val="24"/>
-          </w:rPr>
-        </w:r>
-        <w:r>
-          <w:rPr>
-            <w:color w:val="2C3E50"/>
-            <w:sz w:val="24"/>
-          </w:rPr>
-          <w:fldChar w:fldCharType="separate"/>
-        </w:r>
-        <w:r>
-          <w:rPr>
-            <w:color w:val="2C3E50"/>
-            <w:sz w:val="24"/>
-          </w:rPr>
-          <w:t>18</w:t>
-        </w:r>
-        <w:r>
-          <w:rPr>
-            <w:color w:val="2C3E50"/>
-            <w:sz w:val="24"/>
-          </w:rPr>
-          <w:fldChar w:fldCharType="end"/>
-        </w:r>
-      </w:hyperlink>
+        <w:rPr>
+          <w:rFonts w:ascii="Times New Roman" w:hAnsi="Times New Roman" w:cs="Times New Roman"/>
+        </w:rPr>
+      </w:pPr>
+      <w:r>
+        <w:rPr>
+          <w:rFonts w:ascii="Times New Roman" w:hAnsi="Times New Roman" w:cs="Times New Roman"/>
+          <w:b/>
+          <w:bCs/>
+          <w:color w:val="2C3E50"/>
+          <w:sz w:val="24"/>
+          <w:szCs w:val="24"/>
+        </w:rPr>
+        <w:t xml:space="preserve">7. </w:t>
+      </w:r>
+      <w:proofErr w:type="spellStart"/>
+      <w:r>
+        <w:rPr>
+          <w:rFonts w:ascii="Times New Roman" w:hAnsi="Times New Roman" w:cs="Times New Roman"/>
+          <w:b/>
+          <w:bCs/>
+          <w:color w:val="2C3E50"/>
+          <w:sz w:val="24"/>
+          <w:szCs w:val="24"/>
+        </w:rPr>
+        <w:t>Hibaelhárítás</w:t>
+      </w:r>
+      <w:proofErr w:type="spellEnd"/>
+      <w:r>
+        <w:rPr>
+          <w:rFonts w:ascii="Times New Roman" w:hAnsi="Times New Roman" w:cs="Times New Roman"/>
+          <w:b/>
+          <w:bCs/>
+          <w:color w:val="2C3E50"/>
+          <w:sz w:val="24"/>
+          <w:szCs w:val="24"/>
+        </w:rPr>
+        <w:t xml:space="preserve"> </w:t>
+      </w:r>
+      <w:proofErr w:type="spellStart"/>
+      <w:r>
+        <w:rPr>
+          <w:rFonts w:ascii="Times New Roman" w:hAnsi="Times New Roman" w:cs="Times New Roman"/>
+          <w:b/>
+          <w:bCs/>
+          <w:color w:val="2C3E50"/>
+          <w:sz w:val="24"/>
+          <w:szCs w:val="24"/>
+        </w:rPr>
+        <w:t>és</w:t>
+      </w:r>
+      <w:proofErr w:type="spellEnd"/>
+      <w:r>
+        <w:rPr>
+          <w:rFonts w:ascii="Times New Roman" w:hAnsi="Times New Roman" w:cs="Times New Roman"/>
+          <w:b/>
+          <w:bCs/>
+          <w:color w:val="2C3E50"/>
+          <w:sz w:val="24"/>
+          <w:szCs w:val="24"/>
+        </w:rPr>
+        <w:t xml:space="preserve"> </w:t>
+      </w:r>
+      <w:proofErr w:type="spellStart"/>
+      <w:r>
+        <w:rPr>
+          <w:rFonts w:ascii="Times New Roman" w:hAnsi="Times New Roman" w:cs="Times New Roman"/>
+          <w:b/>
+          <w:bCs/>
+          <w:color w:val="2C3E50"/>
+          <w:sz w:val="24"/>
+          <w:szCs w:val="24"/>
+        </w:rPr>
+        <w:t>Gyakran</w:t>
+      </w:r>
+      <w:proofErr w:type="spellEnd"/>
+      <w:r>
+        <w:rPr>
+          <w:rFonts w:ascii="Times New Roman" w:hAnsi="Times New Roman" w:cs="Times New Roman"/>
+          <w:b/>
+          <w:bCs/>
+          <w:color w:val="2C3E50"/>
+          <w:sz w:val="24"/>
+          <w:szCs w:val="24"/>
+        </w:rPr>
+        <w:t xml:space="preserve"> </w:t>
+      </w:r>
+      <w:proofErr w:type="spellStart"/>
+      <w:r>
+        <w:rPr>
+          <w:rFonts w:ascii="Times New Roman" w:hAnsi="Times New Roman" w:cs="Times New Roman"/>
+          <w:b/>
+          <w:bCs/>
+          <w:color w:val="2C3E50"/>
+          <w:sz w:val="24"/>
+          <w:szCs w:val="24"/>
+        </w:rPr>
+        <w:t>Ismételt</w:t>
+      </w:r>
+      <w:proofErr w:type="spellEnd"/>
+      <w:r>
+        <w:rPr>
+          <w:rFonts w:ascii="Times New Roman" w:hAnsi="Times New Roman" w:cs="Times New Roman"/>
+          <w:b/>
+          <w:bCs/>
+          <w:color w:val="2C3E50"/>
+          <w:sz w:val="24"/>
+          <w:szCs w:val="24"/>
+        </w:rPr>
+        <w:t xml:space="preserve"> Kérdések (GYIK)</w:t>
+      </w:r>
+      <w:r>
+        <w:rPr>
+          <w:rFonts w:ascii="Times New Roman" w:hAnsi="Times New Roman" w:cs="Times New Roman"/>
+          <w:color w:val="2C3E50"/>
+          <w:sz w:val="24"/>
+          <w:szCs w:val="24"/>
+        </w:rPr>
+        <w:tab/>
+      </w:r>
+      <w:r>
+        <w:rPr>
+          <w:rFonts w:ascii="Times New Roman" w:hAnsi="Times New Roman" w:cs="Times New Roman"/>
+          <w:color w:val="2C3E50"/>
+          <w:sz w:val="24"/>
+        </w:rPr>
+        <w:t>18</w:t>
+      </w:r>
     </w:p>
     <w:p>
       <w:pPr>
@@ -1580,71 +2452,121 @@
           <w:tab w:val="right" w:leader="dot" w:pos="9026"/>
         </w:tabs>
         <w:spacing w:before="60" w:after="60"/>
-      </w:pPr>
-      <w:hyperlink w:anchor="_Toc_8" w:history="1">
-        <w:r>
-          <w:rPr>
-            <w:b/>
-            <w:bCs/>
-            <w:color w:val="2C3E50"/>
-            <w:sz w:val="24"/>
-            <w:szCs w:val="24"/>
-          </w:rPr>
-          <w:t>8. Üzembe Helyezési Útmutató (Telepítés)</w:t>
-        </w:r>
-        <w:r>
-          <w:rPr>
-            <w:color w:val="2C3E50"/>
-            <w:sz w:val="24"/>
-            <w:szCs w:val="24"/>
-          </w:rPr>
-          <w:tab/>
-        </w:r>
-        <w:r>
-          <w:rPr>
-            <w:color w:val="2C3E50"/>
-            <w:sz w:val="24"/>
-          </w:rPr>
-          <w:fldChar w:fldCharType="begin"/>
-        </w:r>
-        <w:r>
-          <w:rPr>
-            <w:color w:val="2C3E50"/>
-            <w:sz w:val="24"/>
-          </w:rPr>
-          <w:instrText xml:space="preserve"> PAGEREF _Toc_8 \h </w:instrText>
-        </w:r>
-        <w:r>
-          <w:rPr>
-            <w:color w:val="2C3E50"/>
-            <w:sz w:val="24"/>
-          </w:rPr>
-        </w:r>
-        <w:r>
-          <w:rPr>
-            <w:color w:val="2C3E50"/>
-            <w:sz w:val="24"/>
-          </w:rPr>
-          <w:fldChar w:fldCharType="separate"/>
-        </w:r>
-        <w:r>
-          <w:rPr>
-            <w:color w:val="2C3E50"/>
-            <w:sz w:val="24"/>
-          </w:rPr>
-          <w:t>20</w:t>
-        </w:r>
-        <w:r>
-          <w:rPr>
-            <w:color w:val="2C3E50"/>
-            <w:sz w:val="24"/>
-          </w:rPr>
-          <w:fldChar w:fldCharType="end"/>
-        </w:r>
-      </w:hyperlink>
-    </w:p>
-    <w:p>
-      <w:r>
+        <w:rPr>
+          <w:rFonts w:ascii="Times New Roman" w:hAnsi="Times New Roman" w:cs="Times New Roman"/>
+        </w:rPr>
+      </w:pPr>
+      <w:r>
+        <w:rPr>
+          <w:rFonts w:ascii="Times New Roman" w:hAnsi="Times New Roman" w:cs="Times New Roman"/>
+          <w:b/>
+          <w:bCs/>
+          <w:color w:val="2C3E50"/>
+          <w:sz w:val="24"/>
+          <w:szCs w:val="24"/>
+        </w:rPr>
+        <w:t xml:space="preserve">8. </w:t>
+      </w:r>
+      <w:proofErr w:type="spellStart"/>
+      <w:r>
+        <w:rPr>
+          <w:rFonts w:ascii="Times New Roman" w:hAnsi="Times New Roman" w:cs="Times New Roman"/>
+          <w:b/>
+          <w:bCs/>
+          <w:color w:val="2C3E50"/>
+          <w:sz w:val="24"/>
+          <w:szCs w:val="24"/>
+        </w:rPr>
+        <w:t>Üzembe</w:t>
+      </w:r>
+      <w:proofErr w:type="spellEnd"/>
+      <w:r>
+        <w:rPr>
+          <w:rFonts w:ascii="Times New Roman" w:hAnsi="Times New Roman" w:cs="Times New Roman"/>
+          <w:b/>
+          <w:bCs/>
+          <w:color w:val="2C3E50"/>
+          <w:sz w:val="24"/>
+          <w:szCs w:val="24"/>
+        </w:rPr>
+        <w:t xml:space="preserve"> </w:t>
+      </w:r>
+      <w:proofErr w:type="spellStart"/>
+      <w:r>
+        <w:rPr>
+          <w:rFonts w:ascii="Times New Roman" w:hAnsi="Times New Roman" w:cs="Times New Roman"/>
+          <w:b/>
+          <w:bCs/>
+          <w:color w:val="2C3E50"/>
+          <w:sz w:val="24"/>
+          <w:szCs w:val="24"/>
+        </w:rPr>
+        <w:t>Helyezési</w:t>
+      </w:r>
+      <w:proofErr w:type="spellEnd"/>
+      <w:r>
+        <w:rPr>
+          <w:rFonts w:ascii="Times New Roman" w:hAnsi="Times New Roman" w:cs="Times New Roman"/>
+          <w:b/>
+          <w:bCs/>
+          <w:color w:val="2C3E50"/>
+          <w:sz w:val="24"/>
+          <w:szCs w:val="24"/>
+        </w:rPr>
+        <w:t xml:space="preserve"> Útmutató (</w:t>
+      </w:r>
+      <w:proofErr w:type="spellStart"/>
+      <w:r>
+        <w:rPr>
+          <w:rFonts w:ascii="Times New Roman" w:hAnsi="Times New Roman" w:cs="Times New Roman"/>
+          <w:b/>
+          <w:bCs/>
+          <w:color w:val="2C3E50"/>
+          <w:sz w:val="24"/>
+          <w:szCs w:val="24"/>
+        </w:rPr>
+        <w:t>Telepítés</w:t>
+      </w:r>
+      <w:proofErr w:type="spellEnd"/>
+      <w:r>
+        <w:rPr>
+          <w:rFonts w:ascii="Times New Roman" w:hAnsi="Times New Roman" w:cs="Times New Roman"/>
+          <w:b/>
+          <w:bCs/>
+          <w:color w:val="2C3E50"/>
+          <w:sz w:val="24"/>
+          <w:szCs w:val="24"/>
+        </w:rPr>
+        <w:t>)</w:t>
+      </w:r>
+      <w:r>
+        <w:rPr>
+          <w:rFonts w:ascii="Times New Roman" w:hAnsi="Times New Roman" w:cs="Times New Roman"/>
+          <w:color w:val="2C3E50"/>
+          <w:sz w:val="24"/>
+          <w:szCs w:val="24"/>
+        </w:rPr>
+        <w:tab/>
+      </w:r>
+      <w:r>
+        <w:rPr>
+          <w:rFonts w:ascii="Times New Roman" w:hAnsi="Times New Roman" w:cs="Times New Roman"/>
+          <w:color w:val="2C3E50"/>
+          <w:sz w:val="24"/>
+        </w:rPr>
+        <w:t>20</w:t>
+      </w:r>
+    </w:p>
+    <w:p>
+      <w:pPr>
+        <w:rPr>
+          <w:rFonts w:ascii="Times New Roman" w:hAnsi="Times New Roman" w:cs="Times New Roman"/>
+        </w:rPr>
+      </w:pPr>
+      <w:r>
+        <w:rPr>
+          <w:rFonts w:ascii="Times New Roman" w:hAnsi="Times New Roman" w:cs="Times New Roman"/>
+        </w:rPr>
         <w:br w:type="page"/>
       </w:r>
     </w:p>
@@ -1863,7 +2785,43 @@
           <w:sz w:val="24"/>
           <w:szCs w:val="24"/>
         </w:rPr>
-        <w:t xml:space="preserve">A vásárlók számára kialakított, böngészőből elérhető felület elengedhetetlen része a felhasználói élménynek. Letisztult, applikáció-szerű élményt nyújt (modern "Glassmorphism" vizuális elemekkel), teljesen reszponzív, azaz mobiltelefonon, tableten és asztali számítógépen is hibátlanul alkalmazkodik a képernyőmérethez. Ezen a felületen történik a bejelentkezés, az étlap megtekintése, a </w:t>
+        <w:t xml:space="preserve">A vásárlók számára kialakított, böngészőből elérhető felület elengedhetetlen része a felhasználói élménynek. Letisztult, applikáció-szerű élményt nyújt (modern "Glassmorphism" vizuális elemekkel), teljesen reszponzív, azaz mobiltelefonon, tableten és asztali számítógépen is hibátlanul alkalmazkodik a képernyőmérethez. Ezen a felületen történik a bejelentkezés, az </w:t>
+      </w:r>
+      <w:proofErr w:type="spellStart"/>
+      <w:r>
+        <w:rPr>
+          <w:rFonts w:ascii="Times New Roman" w:hAnsi="Times New Roman" w:cs="Times New Roman"/>
+          <w:sz w:val="24"/>
+          <w:szCs w:val="24"/>
+        </w:rPr>
+        <w:t>étlap</w:t>
+      </w:r>
+      <w:proofErr w:type="spellEnd"/>
+      <w:r>
+        <w:rPr>
+          <w:rFonts w:ascii="Times New Roman" w:hAnsi="Times New Roman" w:cs="Times New Roman"/>
+          <w:sz w:val="24"/>
+          <w:szCs w:val="24"/>
+        </w:rPr>
+        <w:t xml:space="preserve"> </w:t>
+      </w:r>
+      <w:proofErr w:type="spellStart"/>
+      <w:r>
+        <w:rPr>
+          <w:rFonts w:ascii="Times New Roman" w:hAnsi="Times New Roman" w:cs="Times New Roman"/>
+          <w:sz w:val="24"/>
+          <w:szCs w:val="24"/>
+        </w:rPr>
+        <w:t>megtekintése</w:t>
+      </w:r>
+      <w:proofErr w:type="spellEnd"/>
+      <w:r>
+        <w:rPr>
+          <w:rFonts w:ascii="Times New Roman" w:hAnsi="Times New Roman" w:cs="Times New Roman"/>
+          <w:sz w:val="24"/>
+          <w:szCs w:val="24"/>
+        </w:rPr>
+        <w:t xml:space="preserve">, a </w:t>
       </w:r>
       <w:proofErr w:type="spellStart"/>
       <w:r>
@@ -1991,7 +2949,7 @@
                     </pic:cNvPicPr>
                   </pic:nvPicPr>
                   <pic:blipFill>
-                    <a:blip r:embed="rId8" cstate="print">
+                    <a:blip r:embed="rId9" cstate="print">
                       <a:extLst>
                         <a:ext uri="{28A0092B-C50C-407E-A947-70E740481C1C}">
                           <a14:useLocalDpi xmlns:a14="http://schemas.microsoft.com/office/drawing/2010/main" val="0"/>
@@ -2058,7 +3016,61 @@
           <w:sz w:val="24"/>
           <w:szCs w:val="24"/>
         </w:rPr>
-        <w:t xml:space="preserve">Ez a rész szigorúan elkülönítve működik a nyilvános oldaltól, és kizárólag a megfelelő jogosultsággal (és hozzáféréssel) rendelkező személyzet számára érhető el. Formatervezésében a funkcionalitásra és a gyorsaságra koncentrál: jól átlátható listák, egyszerű űrlapok az új tételek hozzáadásához, </w:t>
+        <w:t xml:space="preserve">Ez a rész szigorúan elkülönítve működik a nyilvános oldaltól, és kizárólag a megfelelő jogosultsággal (és hozzáféréssel) rendelkező személyzet számára érhető el. Formatervezésében a funkcionalitásra és a gyorsaságra koncentrál: jól átlátható listák, egyszerű űrlapok az </w:t>
+      </w:r>
+      <w:proofErr w:type="spellStart"/>
+      <w:r>
+        <w:rPr>
+          <w:rFonts w:ascii="Times New Roman" w:hAnsi="Times New Roman" w:cs="Times New Roman"/>
+          <w:sz w:val="24"/>
+          <w:szCs w:val="24"/>
+        </w:rPr>
+        <w:t>új</w:t>
+      </w:r>
+      <w:proofErr w:type="spellEnd"/>
+      <w:r>
+        <w:rPr>
+          <w:rFonts w:ascii="Times New Roman" w:hAnsi="Times New Roman" w:cs="Times New Roman"/>
+          <w:sz w:val="24"/>
+          <w:szCs w:val="24"/>
+        </w:rPr>
+        <w:t xml:space="preserve"> </w:t>
+      </w:r>
+      <w:proofErr w:type="spellStart"/>
+      <w:r>
+        <w:rPr>
+          <w:rFonts w:ascii="Times New Roman" w:hAnsi="Times New Roman" w:cs="Times New Roman"/>
+          <w:sz w:val="24"/>
+          <w:szCs w:val="24"/>
+        </w:rPr>
+        <w:t>tételek</w:t>
+      </w:r>
+      <w:proofErr w:type="spellEnd"/>
+      <w:r>
+        <w:rPr>
+          <w:rFonts w:ascii="Times New Roman" w:hAnsi="Times New Roman" w:cs="Times New Roman"/>
+          <w:sz w:val="24"/>
+          <w:szCs w:val="24"/>
+        </w:rPr>
+        <w:t xml:space="preserve"> </w:t>
+      </w:r>
+      <w:proofErr w:type="spellStart"/>
+      <w:r>
+        <w:rPr>
+          <w:rFonts w:ascii="Times New Roman" w:hAnsi="Times New Roman" w:cs="Times New Roman"/>
+          <w:sz w:val="24"/>
+          <w:szCs w:val="24"/>
+        </w:rPr>
+        <w:t>hozzáadásához</w:t>
+      </w:r>
+      <w:proofErr w:type="spellEnd"/>
+      <w:r>
+        <w:rPr>
+          <w:rFonts w:ascii="Times New Roman" w:hAnsi="Times New Roman" w:cs="Times New Roman"/>
+          <w:sz w:val="24"/>
+          <w:szCs w:val="24"/>
+        </w:rPr>
+        <w:t xml:space="preserve">, </w:t>
       </w:r>
       <w:proofErr w:type="spellStart"/>
       <w:r>
@@ -2204,7 +3216,7 @@
                     </pic:cNvPicPr>
                   </pic:nvPicPr>
                   <pic:blipFill>
-                    <a:blip r:embed="rId9">
+                    <a:blip r:embed="rId10">
                       <a:extLst>
                         <a:ext uri="{28A0092B-C50C-407E-A947-70E740481C1C}">
                           <a14:useLocalDpi xmlns:a14="http://schemas.microsoft.com/office/drawing/2010/main" val="0"/>
@@ -2760,7 +3772,43 @@
           <w:sz w:val="24"/>
           <w:szCs w:val="24"/>
         </w:rPr>
-        <w:t xml:space="preserve">A jobb felső profil ikonra kattintva, a lenyíló listából választható a "Kijelentkezés" opció. Ezzel az </w:t>
+        <w:t xml:space="preserve">A jobb felső profil ikonra kattintva, a lenyíló listából választható a "Kijelentkezés" opció. </w:t>
+      </w:r>
+      <w:proofErr w:type="spellStart"/>
+      <w:r>
+        <w:rPr>
+          <w:rFonts w:ascii="Times New Roman" w:hAnsi="Times New Roman" w:cs="Times New Roman"/>
+          <w:sz w:val="24"/>
+          <w:szCs w:val="24"/>
+        </w:rPr>
+        <w:t>Ezzel</w:t>
+      </w:r>
+      <w:proofErr w:type="spellEnd"/>
+      <w:r>
+        <w:rPr>
+          <w:rFonts w:ascii="Times New Roman" w:hAnsi="Times New Roman" w:cs="Times New Roman"/>
+          <w:sz w:val="24"/>
+          <w:szCs w:val="24"/>
+        </w:rPr>
+        <w:t xml:space="preserve"> </w:t>
+      </w:r>
+      <w:proofErr w:type="spellStart"/>
+      <w:r>
+        <w:rPr>
+          <w:rFonts w:ascii="Times New Roman" w:hAnsi="Times New Roman" w:cs="Times New Roman"/>
+          <w:sz w:val="24"/>
+          <w:szCs w:val="24"/>
+        </w:rPr>
+        <w:t>az</w:t>
+      </w:r>
+      <w:proofErr w:type="spellEnd"/>
+      <w:r>
+        <w:rPr>
+          <w:rFonts w:ascii="Times New Roman" w:hAnsi="Times New Roman" w:cs="Times New Roman"/>
+          <w:sz w:val="24"/>
+          <w:szCs w:val="24"/>
+        </w:rPr>
+        <w:t xml:space="preserve"> </w:t>
       </w:r>
       <w:proofErr w:type="spellStart"/>
       <w:r>
@@ -2907,7 +3955,7 @@
                     </pic:cNvPicPr>
                   </pic:nvPicPr>
                   <pic:blipFill>
-                    <a:blip r:embed="rId10" cstate="print">
+                    <a:blip r:embed="rId11" cstate="print">
                       <a:extLst>
                         <a:ext uri="{28A0092B-C50C-407E-A947-70E740481C1C}">
                           <a14:useLocalDpi xmlns:a14="http://schemas.microsoft.com/office/drawing/2010/main" val="0"/>
@@ -3059,7 +4107,7 @@
                     </pic:cNvPicPr>
                   </pic:nvPicPr>
                   <pic:blipFill>
-                    <a:blip r:embed="rId11">
+                    <a:blip r:embed="rId12">
                       <a:extLst>
                         <a:ext uri="{28A0092B-C50C-407E-A947-70E740481C1C}">
                           <a14:useLocalDpi xmlns:a14="http://schemas.microsoft.com/office/drawing/2010/main" val="0"/>
@@ -3090,27 +4138,15 @@
           </wp:anchor>
         </w:drawing>
       </w:r>
-      <w:proofErr w:type="spellStart"/>
-      <w:r>
-        <w:rPr>
-          <w:rFonts w:ascii="Times New Roman" w:hAnsi="Times New Roman" w:cs="Times New Roman"/>
-          <w:b/>
-          <w:bCs/>
-          <w:sz w:val="24"/>
-          <w:szCs w:val="24"/>
-        </w:rPr>
-        <w:t>Úszó</w:t>
-      </w:r>
-      <w:proofErr w:type="spellEnd"/>
-      <w:r>
-        <w:rPr>
-          <w:rFonts w:ascii="Times New Roman" w:hAnsi="Times New Roman" w:cs="Times New Roman"/>
-          <w:b/>
-          <w:bCs/>
-          <w:sz w:val="24"/>
-          <w:szCs w:val="24"/>
-        </w:rPr>
-        <w:t xml:space="preserve"> </w:t>
+      <w:r>
+        <w:rPr>
+          <w:rFonts w:ascii="Times New Roman" w:hAnsi="Times New Roman" w:cs="Times New Roman"/>
+          <w:b/>
+          <w:bCs/>
+          <w:sz w:val="24"/>
+          <w:szCs w:val="24"/>
+        </w:rPr>
+        <w:t xml:space="preserve">Úszó </w:t>
       </w:r>
       <w:proofErr w:type="spellStart"/>
       <w:r>
@@ -3470,7 +4506,7 @@
                     </pic:cNvPicPr>
                   </pic:nvPicPr>
                   <pic:blipFill>
-                    <a:blip r:embed="rId12">
+                    <a:blip r:embed="rId13">
                       <a:extLst>
                         <a:ext uri="{28A0092B-C50C-407E-A947-70E740481C1C}">
                           <a14:useLocalDpi xmlns:a14="http://schemas.microsoft.com/office/drawing/2010/main" val="0"/>
@@ -3565,7 +4601,43 @@
           <w:sz w:val="24"/>
           <w:szCs w:val="24"/>
         </w:rPr>
-        <w:t xml:space="preserve"> jobb oldalán lévő nagyítóra nyomva automatikusan a menühöz ugrik a </w:t>
+        <w:t xml:space="preserve"> jobb oldalán lévő nagyítóra nyomva automatikusan a </w:t>
+      </w:r>
+      <w:proofErr w:type="spellStart"/>
+      <w:r>
+        <w:rPr>
+          <w:rFonts w:ascii="Times New Roman" w:hAnsi="Times New Roman" w:cs="Times New Roman"/>
+          <w:sz w:val="24"/>
+          <w:szCs w:val="24"/>
+        </w:rPr>
+        <w:t>menühöz</w:t>
+      </w:r>
+      <w:proofErr w:type="spellEnd"/>
+      <w:r>
+        <w:rPr>
+          <w:rFonts w:ascii="Times New Roman" w:hAnsi="Times New Roman" w:cs="Times New Roman"/>
+          <w:sz w:val="24"/>
+          <w:szCs w:val="24"/>
+        </w:rPr>
+        <w:t xml:space="preserve"> </w:t>
+      </w:r>
+      <w:proofErr w:type="spellStart"/>
+      <w:r>
+        <w:rPr>
+          <w:rFonts w:ascii="Times New Roman" w:hAnsi="Times New Roman" w:cs="Times New Roman"/>
+          <w:sz w:val="24"/>
+          <w:szCs w:val="24"/>
+        </w:rPr>
+        <w:t>ugrik</w:t>
+      </w:r>
+      <w:proofErr w:type="spellEnd"/>
+      <w:r>
+        <w:rPr>
+          <w:rFonts w:ascii="Times New Roman" w:hAnsi="Times New Roman" w:cs="Times New Roman"/>
+          <w:sz w:val="24"/>
+          <w:szCs w:val="24"/>
+        </w:rPr>
+        <w:t xml:space="preserve"> a </w:t>
       </w:r>
       <w:proofErr w:type="spellStart"/>
       <w:r>
@@ -3925,7 +4997,43 @@
           <w:sz w:val="24"/>
           <w:szCs w:val="24"/>
         </w:rPr>
-        <w:t xml:space="preserve">Ha a termékből készlethiány áll fenn, a rendszer szürke fátyollal ("Elfogyott") takarja le </w:t>
+        <w:t>Ha a termékből készlethiány áll fenn, a rendszer szürke fátyollal ("</w:t>
+      </w:r>
+      <w:proofErr w:type="spellStart"/>
+      <w:r>
+        <w:rPr>
+          <w:rFonts w:ascii="Times New Roman" w:hAnsi="Times New Roman" w:cs="Times New Roman"/>
+          <w:sz w:val="24"/>
+          <w:szCs w:val="24"/>
+        </w:rPr>
+        <w:t>Elfogyott</w:t>
+      </w:r>
+      <w:proofErr w:type="spellEnd"/>
+      <w:r>
+        <w:rPr>
+          <w:rFonts w:ascii="Times New Roman" w:hAnsi="Times New Roman" w:cs="Times New Roman"/>
+          <w:sz w:val="24"/>
+          <w:szCs w:val="24"/>
+        </w:rPr>
+        <w:t xml:space="preserve">") </w:t>
+      </w:r>
+      <w:proofErr w:type="spellStart"/>
+      <w:r>
+        <w:rPr>
+          <w:rFonts w:ascii="Times New Roman" w:hAnsi="Times New Roman" w:cs="Times New Roman"/>
+          <w:sz w:val="24"/>
+          <w:szCs w:val="24"/>
+        </w:rPr>
+        <w:t>takarja</w:t>
+      </w:r>
+      <w:proofErr w:type="spellEnd"/>
+      <w:r>
+        <w:rPr>
+          <w:rFonts w:ascii="Times New Roman" w:hAnsi="Times New Roman" w:cs="Times New Roman"/>
+          <w:sz w:val="24"/>
+          <w:szCs w:val="24"/>
+        </w:rPr>
+        <w:t xml:space="preserve"> le </w:t>
       </w:r>
       <w:proofErr w:type="spellStart"/>
       <w:r>
@@ -4072,7 +5180,7 @@
                     </pic:cNvPicPr>
                   </pic:nvPicPr>
                   <pic:blipFill>
-                    <a:blip r:embed="rId13">
+                    <a:blip r:embed="rId14">
                       <a:extLst>
                         <a:ext uri="{28A0092B-C50C-407E-A947-70E740481C1C}">
                           <a14:useLocalDpi xmlns:a14="http://schemas.microsoft.com/office/drawing/2010/main" val="0"/>
@@ -4393,7 +5501,7 @@
                     </pic:cNvPicPr>
                   </pic:nvPicPr>
                   <pic:blipFill>
-                    <a:blip r:embed="rId14">
+                    <a:blip r:embed="rId15">
                       <a:extLst>
                         <a:ext uri="{28A0092B-C50C-407E-A947-70E740481C1C}">
                           <a14:useLocalDpi xmlns:a14="http://schemas.microsoft.com/office/drawing/2010/main" val="0"/>
@@ -4492,7 +5600,43 @@
           <w:sz w:val="24"/>
           <w:szCs w:val="24"/>
         </w:rPr>
-        <w:t xml:space="preserve"> Fizetés Átvételkor" opció azonnal véglegesíti a rendelést. Kártyás fizetés esetén a </w:t>
+        <w:t xml:space="preserve"> Fizetés Átvételkor" opció azonnal véglegesíti a rendelést. Kártyás </w:t>
+      </w:r>
+      <w:proofErr w:type="spellStart"/>
+      <w:r>
+        <w:rPr>
+          <w:rFonts w:ascii="Times New Roman" w:hAnsi="Times New Roman" w:cs="Times New Roman"/>
+          <w:sz w:val="24"/>
+          <w:szCs w:val="24"/>
+        </w:rPr>
+        <w:t>fizetés</w:t>
+      </w:r>
+      <w:proofErr w:type="spellEnd"/>
+      <w:r>
+        <w:rPr>
+          <w:rFonts w:ascii="Times New Roman" w:hAnsi="Times New Roman" w:cs="Times New Roman"/>
+          <w:sz w:val="24"/>
+          <w:szCs w:val="24"/>
+        </w:rPr>
+        <w:t xml:space="preserve"> </w:t>
+      </w:r>
+      <w:proofErr w:type="spellStart"/>
+      <w:r>
+        <w:rPr>
+          <w:rFonts w:ascii="Times New Roman" w:hAnsi="Times New Roman" w:cs="Times New Roman"/>
+          <w:sz w:val="24"/>
+          <w:szCs w:val="24"/>
+        </w:rPr>
+        <w:t>esetén</w:t>
+      </w:r>
+      <w:proofErr w:type="spellEnd"/>
+      <w:r>
+        <w:rPr>
+          <w:rFonts w:ascii="Times New Roman" w:hAnsi="Times New Roman" w:cs="Times New Roman"/>
+          <w:sz w:val="24"/>
+          <w:szCs w:val="24"/>
+        </w:rPr>
+        <w:t xml:space="preserve"> a </w:t>
       </w:r>
       <w:proofErr w:type="spellStart"/>
       <w:r>
@@ -4786,7 +5930,43 @@
           <w:sz w:val="24"/>
           <w:szCs w:val="24"/>
         </w:rPr>
-        <w:t xml:space="preserve">Ha az adminisztrátor átállítja a rendelés állapotát, az azonnal, frissítés nélkül megjelenik a diák </w:t>
+        <w:t xml:space="preserve">Ha az adminisztrátor átállítja a rendelés állapotát, az azonnal, frissítés nélkül </w:t>
+      </w:r>
+      <w:proofErr w:type="spellStart"/>
+      <w:r>
+        <w:rPr>
+          <w:rFonts w:ascii="Times New Roman" w:hAnsi="Times New Roman" w:cs="Times New Roman"/>
+          <w:sz w:val="24"/>
+          <w:szCs w:val="24"/>
+        </w:rPr>
+        <w:t>megjelenik</w:t>
+      </w:r>
+      <w:proofErr w:type="spellEnd"/>
+      <w:r>
+        <w:rPr>
+          <w:rFonts w:ascii="Times New Roman" w:hAnsi="Times New Roman" w:cs="Times New Roman"/>
+          <w:sz w:val="24"/>
+          <w:szCs w:val="24"/>
+        </w:rPr>
+        <w:t xml:space="preserve"> a </w:t>
+      </w:r>
+      <w:proofErr w:type="spellStart"/>
+      <w:r>
+        <w:rPr>
+          <w:rFonts w:ascii="Times New Roman" w:hAnsi="Times New Roman" w:cs="Times New Roman"/>
+          <w:sz w:val="24"/>
+          <w:szCs w:val="24"/>
+        </w:rPr>
+        <w:t>diák</w:t>
+      </w:r>
+      <w:proofErr w:type="spellEnd"/>
+      <w:r>
+        <w:rPr>
+          <w:rFonts w:ascii="Times New Roman" w:hAnsi="Times New Roman" w:cs="Times New Roman"/>
+          <w:sz w:val="24"/>
+          <w:szCs w:val="24"/>
+        </w:rPr>
+        <w:t xml:space="preserve"> </w:t>
       </w:r>
       <w:proofErr w:type="spellStart"/>
       <w:r>
@@ -4923,7 +6103,7 @@
                     </pic:cNvPicPr>
                   </pic:nvPicPr>
                   <pic:blipFill>
-                    <a:blip r:embed="rId15">
+                    <a:blip r:embed="rId16">
                       <a:extLst>
                         <a:ext uri="{28A0092B-C50C-407E-A947-70E740481C1C}">
                           <a14:useLocalDpi xmlns:a14="http://schemas.microsoft.com/office/drawing/2010/main" val="0"/>
@@ -5091,7 +6271,7 @@
                     </pic:cNvPicPr>
                   </pic:nvPicPr>
                   <pic:blipFill>
-                    <a:blip r:embed="rId16">
+                    <a:blip r:embed="rId17">
                       <a:extLst>
                         <a:ext uri="{28A0092B-C50C-407E-A947-70E740481C1C}">
                           <a14:useLocalDpi xmlns:a14="http://schemas.microsoft.com/office/drawing/2010/main" val="0"/>
@@ -5186,7 +6366,25 @@
           <w:sz w:val="24"/>
           <w:szCs w:val="24"/>
         </w:rPr>
-        <w:t xml:space="preserve"> nap/hold ikonjára koppintva az egész alkalmazás átáll sötét (Dark Mode) vagy világos (Light Mode) témára, </w:t>
+        <w:t xml:space="preserve"> nap/hold ikonjára koppintva az egész alkalmazás átáll sötét (Dark Mode) vagy világos (Light Mode) </w:t>
+      </w:r>
+      <w:proofErr w:type="spellStart"/>
+      <w:r>
+        <w:rPr>
+          <w:rFonts w:ascii="Times New Roman" w:hAnsi="Times New Roman" w:cs="Times New Roman"/>
+          <w:sz w:val="24"/>
+          <w:szCs w:val="24"/>
+        </w:rPr>
+        <w:t>témára</w:t>
+      </w:r>
+      <w:proofErr w:type="spellEnd"/>
+      <w:r>
+        <w:rPr>
+          <w:rFonts w:ascii="Times New Roman" w:hAnsi="Times New Roman" w:cs="Times New Roman"/>
+          <w:sz w:val="24"/>
+          <w:szCs w:val="24"/>
+        </w:rPr>
+        <w:t xml:space="preserve">, </w:t>
       </w:r>
       <w:proofErr w:type="spellStart"/>
       <w:r>
@@ -5594,7 +6792,43 @@
           <w:sz w:val="24"/>
           <w:szCs w:val="24"/>
         </w:rPr>
-        <w:t xml:space="preserve">A "Hozzáadás" gomb megnyomásával a termék azonnal, szerver újraindítása nélkül láthatóvá is </w:t>
+        <w:t xml:space="preserve">A "Hozzáadás" gomb megnyomásával a termék azonnal, szerver újraindítása </w:t>
+      </w:r>
+      <w:proofErr w:type="spellStart"/>
+      <w:r>
+        <w:rPr>
+          <w:rFonts w:ascii="Times New Roman" w:hAnsi="Times New Roman" w:cs="Times New Roman"/>
+          <w:sz w:val="24"/>
+          <w:szCs w:val="24"/>
+        </w:rPr>
+        <w:t>nélkül</w:t>
+      </w:r>
+      <w:proofErr w:type="spellEnd"/>
+      <w:r>
+        <w:rPr>
+          <w:rFonts w:ascii="Times New Roman" w:hAnsi="Times New Roman" w:cs="Times New Roman"/>
+          <w:sz w:val="24"/>
+          <w:szCs w:val="24"/>
+        </w:rPr>
+        <w:t xml:space="preserve"> </w:t>
+      </w:r>
+      <w:proofErr w:type="spellStart"/>
+      <w:r>
+        <w:rPr>
+          <w:rFonts w:ascii="Times New Roman" w:hAnsi="Times New Roman" w:cs="Times New Roman"/>
+          <w:sz w:val="24"/>
+          <w:szCs w:val="24"/>
+        </w:rPr>
+        <w:t>láthatóvá</w:t>
+      </w:r>
+      <w:proofErr w:type="spellEnd"/>
+      <w:r>
+        <w:rPr>
+          <w:rFonts w:ascii="Times New Roman" w:hAnsi="Times New Roman" w:cs="Times New Roman"/>
+          <w:sz w:val="24"/>
+          <w:szCs w:val="24"/>
+        </w:rPr>
+        <w:t xml:space="preserve"> is </w:t>
       </w:r>
       <w:proofErr w:type="spellStart"/>
       <w:r>
@@ -5741,7 +6975,7 @@
                     </pic:cNvPicPr>
                   </pic:nvPicPr>
                   <pic:blipFill>
-                    <a:blip r:embed="rId17">
+                    <a:blip r:embed="rId18">
                       <a:extLst>
                         <a:ext uri="{28A0092B-C50C-407E-A947-70E740481C1C}">
                           <a14:useLocalDpi xmlns:a14="http://schemas.microsoft.com/office/drawing/2010/main" val="0"/>
@@ -5807,7 +7041,61 @@
           <w:sz w:val="24"/>
           <w:szCs w:val="24"/>
         </w:rPr>
-        <w:t xml:space="preserve">A "Kínálat Lista" aloldal egy klasszikus táblázatos elrendezésű struktúra, amely az összes terméket mutatja. A büfés egyetlen "Kuka" ikonnal azonnali hatállyal törölheti </w:t>
+        <w:t xml:space="preserve">A "Kínálat Lista" aloldal egy klasszikus táblázatos elrendezésű struktúra, amely az összes terméket mutatja. A büfés egyetlen "Kuka" ikonnal </w:t>
+      </w:r>
+      <w:proofErr w:type="spellStart"/>
+      <w:r>
+        <w:rPr>
+          <w:rFonts w:ascii="Times New Roman" w:hAnsi="Times New Roman" w:cs="Times New Roman"/>
+          <w:sz w:val="24"/>
+          <w:szCs w:val="24"/>
+        </w:rPr>
+        <w:t>azonnali</w:t>
+      </w:r>
+      <w:proofErr w:type="spellEnd"/>
+      <w:r>
+        <w:rPr>
+          <w:rFonts w:ascii="Times New Roman" w:hAnsi="Times New Roman" w:cs="Times New Roman"/>
+          <w:sz w:val="24"/>
+          <w:szCs w:val="24"/>
+        </w:rPr>
+        <w:t xml:space="preserve"> </w:t>
+      </w:r>
+      <w:proofErr w:type="spellStart"/>
+      <w:r>
+        <w:rPr>
+          <w:rFonts w:ascii="Times New Roman" w:hAnsi="Times New Roman" w:cs="Times New Roman"/>
+          <w:sz w:val="24"/>
+          <w:szCs w:val="24"/>
+        </w:rPr>
+        <w:t>hatállyal</w:t>
+      </w:r>
+      <w:proofErr w:type="spellEnd"/>
+      <w:r>
+        <w:rPr>
+          <w:rFonts w:ascii="Times New Roman" w:hAnsi="Times New Roman" w:cs="Times New Roman"/>
+          <w:sz w:val="24"/>
+          <w:szCs w:val="24"/>
+        </w:rPr>
+        <w:t xml:space="preserve"> </w:t>
+      </w:r>
+      <w:proofErr w:type="spellStart"/>
+      <w:r>
+        <w:rPr>
+          <w:rFonts w:ascii="Times New Roman" w:hAnsi="Times New Roman" w:cs="Times New Roman"/>
+          <w:sz w:val="24"/>
+          <w:szCs w:val="24"/>
+        </w:rPr>
+        <w:t>törölheti</w:t>
+      </w:r>
+      <w:proofErr w:type="spellEnd"/>
+      <w:r>
+        <w:rPr>
+          <w:rFonts w:ascii="Times New Roman" w:hAnsi="Times New Roman" w:cs="Times New Roman"/>
+          <w:sz w:val="24"/>
+          <w:szCs w:val="24"/>
+        </w:rPr>
+        <w:t xml:space="preserve"> </w:t>
       </w:r>
       <w:proofErr w:type="spellStart"/>
       <w:r>
@@ -5953,7 +7241,7 @@
                     </pic:cNvPicPr>
                   </pic:nvPicPr>
                   <pic:blipFill>
-                    <a:blip r:embed="rId18">
+                    <a:blip r:embed="rId19">
                       <a:extLst>
                         <a:ext uri="{28A0092B-C50C-407E-A947-70E740481C1C}">
                           <a14:useLocalDpi xmlns:a14="http://schemas.microsoft.com/office/drawing/2010/main" val="0"/>
@@ -6174,7 +7462,43 @@
           <w:sz w:val="24"/>
           <w:szCs w:val="24"/>
         </w:rPr>
-        <w:t xml:space="preserve"> kártyák alján egy elegáns "Folyamat-csík" helyezkedik el négy lépessel. A büfés egyszerűen kattintással átléptetheti az adott ételt (pl.: "Készítés Alatt"-ról "Elkészült"-re). Ezzel azonnali </w:t>
+        <w:t xml:space="preserve"> kártyák alján egy elegáns "Folyamat-csík" helyezkedik el négy lépessel. A büfés egyszerűen kattintással átléptetheti az adott ételt (pl.: "Készítés Alatt"-ról "Elkészült"-re). </w:t>
+      </w:r>
+      <w:proofErr w:type="spellStart"/>
+      <w:r>
+        <w:rPr>
+          <w:rFonts w:ascii="Times New Roman" w:hAnsi="Times New Roman" w:cs="Times New Roman"/>
+          <w:sz w:val="24"/>
+          <w:szCs w:val="24"/>
+        </w:rPr>
+        <w:t>Ezzel</w:t>
+      </w:r>
+      <w:proofErr w:type="spellEnd"/>
+      <w:r>
+        <w:rPr>
+          <w:rFonts w:ascii="Times New Roman" w:hAnsi="Times New Roman" w:cs="Times New Roman"/>
+          <w:sz w:val="24"/>
+          <w:szCs w:val="24"/>
+        </w:rPr>
+        <w:t xml:space="preserve"> </w:t>
+      </w:r>
+      <w:proofErr w:type="spellStart"/>
+      <w:r>
+        <w:rPr>
+          <w:rFonts w:ascii="Times New Roman" w:hAnsi="Times New Roman" w:cs="Times New Roman"/>
+          <w:sz w:val="24"/>
+          <w:szCs w:val="24"/>
+        </w:rPr>
+        <w:t>azonnali</w:t>
+      </w:r>
+      <w:proofErr w:type="spellEnd"/>
+      <w:r>
+        <w:rPr>
+          <w:rFonts w:ascii="Times New Roman" w:hAnsi="Times New Roman" w:cs="Times New Roman"/>
+          <w:sz w:val="24"/>
+          <w:szCs w:val="24"/>
+        </w:rPr>
+        <w:t xml:space="preserve"> </w:t>
       </w:r>
       <w:proofErr w:type="spellStart"/>
       <w:r>
@@ -6584,7 +7908,7 @@
                     </pic:cNvPicPr>
                   </pic:nvPicPr>
                   <pic:blipFill>
-                    <a:blip r:embed="rId19">
+                    <a:blip r:embed="rId20">
                       <a:extLst>
                         <a:ext uri="{28A0092B-C50C-407E-A947-70E740481C1C}">
                           <a14:useLocalDpi xmlns:a14="http://schemas.microsoft.com/office/drawing/2010/main" val="0"/>
@@ -7511,8 +8835,8 @@
       </w:pPr>
     </w:p>
     <w:sectPr>
-      <w:headerReference w:type="default" r:id="rId20"/>
-      <w:footerReference w:type="default" r:id="rId21"/>
+      <w:headerReference w:type="default" r:id="rId21"/>
+      <w:footerReference w:type="default" r:id="rId22"/>
       <w:pgSz w:w="11906" w:h="16838"/>
       <w:pgMar w:top="1440" w:right="1440" w:bottom="1440" w:left="1440" w:header="708" w:footer="708" w:gutter="0"/>
       <w:cols w:space="720"/>
@@ -8683,7 +10007,6 @@
   <w:style w:type="character" w:default="1" w:styleId="Bekezdsalapbettpusa">
     <w:name w:val="Default Paragraph Font"/>
     <w:uiPriority w:val="1"/>
-    <w:semiHidden/>
     <w:unhideWhenUsed/>
   </w:style>
   <w:style w:type="table" w:default="1" w:styleId="Normltblzat">
